--- a/docs/Beleženje_casa.docx
+++ b/docs/Beleženje_casa.docx
@@ -11,12 +11,378 @@
         <w:t>Habit beleženje časa uporabnikov</w:t>
       </w:r>
     </w:p>
+    <w:p/>
     <w:p>
       <w:pPr>
         <w:pStyle w:val="Naslov2"/>
       </w:pPr>
       <w:r>
-        <w:t>Dodajanje navad</w:t>
+        <w:t>Dodajanje navade</w:t>
+      </w:r>
+    </w:p>
+    <w:p>
+      <w:r>
+        <w:t>Potrebno/opravljeno s strani udeleženca</w:t>
+      </w:r>
+    </w:p>
+    <w:p>
+      <w:r>
+        <w:t>- Naprava z dostopom do spletne strani (https://habit-tracker-roan-xi.vercel.app/)</w:t>
+      </w:r>
+    </w:p>
+    <w:p>
+      <w:r>
+        <w:t xml:space="preserve">- Spletni brskalnik </w:t>
+      </w:r>
+    </w:p>
+    <w:p>
+      <w:r>
+        <w:t>- Približno 5–10 minut časa</w:t>
+      </w:r>
+    </w:p>
+    <w:p/>
+    <w:p>
+      <w:r>
+        <w:t>Koraki (osnovni, priporočeni)</w:t>
+      </w:r>
+    </w:p>
+    <w:p>
+      <w:r>
+        <w:t>1. Odprite aplikacijo Habit-</w:t>
+      </w:r>
+      <w:proofErr w:type="spellStart"/>
+      <w:r>
+        <w:t>Tracker</w:t>
+      </w:r>
+      <w:proofErr w:type="spellEnd"/>
+      <w:r>
+        <w:t xml:space="preserve"> https://habit-tracker-roan-xi.vercel.app/</w:t>
+      </w:r>
+    </w:p>
+    <w:p>
+      <w:r>
+        <w:t xml:space="preserve">2. Pomaknite miško na gumb + </w:t>
+      </w:r>
+      <w:proofErr w:type="spellStart"/>
+      <w:r>
+        <w:t>Add</w:t>
+      </w:r>
+      <w:proofErr w:type="spellEnd"/>
+      <w:r>
+        <w:t xml:space="preserve"> habit in kliknite</w:t>
+      </w:r>
+    </w:p>
+    <w:p>
+      <w:r>
+        <w:t>3. Izpolnite podatke o navadi</w:t>
+      </w:r>
+    </w:p>
+    <w:p>
+      <w:r>
+        <w:t>   - Ime navade: vnesite kratko, razumljivo ime (npr. "Jutranja vadba").</w:t>
+      </w:r>
+    </w:p>
+    <w:p>
+      <w:r>
+        <w:t>   - Opis (neobvezno): dodajte kratek opis cilja ali pravila. (npr. "10 počepov in pozdrav soncu")</w:t>
+      </w:r>
+    </w:p>
+    <w:p>
+      <w:r>
+        <w:t xml:space="preserve">4. Pomaknite miško na gumb Save in ga kliknite. S tem </w:t>
+      </w:r>
+      <w:proofErr w:type="spellStart"/>
+      <w:r>
+        <w:t>shranete</w:t>
+      </w:r>
+      <w:proofErr w:type="spellEnd"/>
+      <w:r>
+        <w:t xml:space="preserve"> navado</w:t>
+      </w:r>
+    </w:p>
+    <w:p/>
+    <w:p/>
+    <w:p>
+      <w:pPr>
+        <w:pStyle w:val="Naslov2"/>
+      </w:pPr>
+      <w:r>
+        <w:t>Dodajanje navad predviden čas</w:t>
+      </w:r>
+    </w:p>
+    <w:tbl>
+      <w:tblPr>
+        <w:tblW w:w="9211" w:type="dxa"/>
+        <w:tblBorders>
+          <w:top w:val="single" w:sz="4" w:space="0" w:color="auto"/>
+          <w:left w:val="single" w:sz="4" w:space="0" w:color="auto"/>
+          <w:bottom w:val="single" w:sz="4" w:space="0" w:color="auto"/>
+          <w:right w:val="single" w:sz="4" w:space="0" w:color="auto"/>
+          <w:insideH w:val="single" w:sz="4" w:space="0" w:color="auto"/>
+          <w:insideV w:val="single" w:sz="4" w:space="0" w:color="auto"/>
+        </w:tblBorders>
+        <w:tblCellMar>
+          <w:left w:w="70" w:type="dxa"/>
+          <w:right w:w="70" w:type="dxa"/>
+        </w:tblCellMar>
+        <w:tblLook w:val="04A0" w:firstRow="1" w:lastRow="0" w:firstColumn="1" w:lastColumn="0" w:noHBand="0" w:noVBand="1"/>
+      </w:tblPr>
+      <w:tblGrid>
+        <w:gridCol w:w="6799"/>
+        <w:gridCol w:w="2412"/>
+      </w:tblGrid>
+      <w:tr>
+        <w:trPr>
+          <w:trHeight w:val="33"/>
+        </w:trPr>
+        <w:tc>
+          <w:tcPr>
+            <w:tcW w:w="6799" w:type="dxa"/>
+            <w:vAlign w:val="center"/>
+            <w:hideMark/>
+          </w:tcPr>
+          <w:p>
+            <w:pPr>
+              <w:spacing w:after="0" w:line="240" w:lineRule="auto"/>
+              <w:rPr>
+                <w:b/>
+                <w:bCs/>
+              </w:rPr>
+            </w:pPr>
+            <w:r>
+              <w:rPr>
+                <w:b/>
+                <w:bCs/>
+              </w:rPr>
+              <w:t>KORAK</w:t>
+            </w:r>
+          </w:p>
+        </w:tc>
+        <w:tc>
+          <w:tcPr>
+            <w:tcW w:w="2412" w:type="dxa"/>
+            <w:vAlign w:val="center"/>
+            <w:hideMark/>
+          </w:tcPr>
+          <w:p>
+            <w:pPr>
+              <w:spacing w:after="0" w:line="240" w:lineRule="auto"/>
+              <w:rPr>
+                <w:b/>
+                <w:bCs/>
+              </w:rPr>
+            </w:pPr>
+            <w:r>
+              <w:rPr>
+                <w:b/>
+                <w:bCs/>
+              </w:rPr>
+              <w:t>ČAS</w:t>
+            </w:r>
+          </w:p>
+        </w:tc>
+      </w:tr>
+      <w:tr>
+        <w:trPr>
+          <w:trHeight w:val="308"/>
+        </w:trPr>
+        <w:tc>
+          <w:tcPr>
+            <w:tcW w:w="6799" w:type="dxa"/>
+            <w:vAlign w:val="center"/>
+            <w:hideMark/>
+          </w:tcPr>
+          <w:p>
+            <w:pPr>
+              <w:spacing w:after="0" w:line="240" w:lineRule="auto"/>
+            </w:pPr>
+            <w:hyperlink r:id="rId5" w:history="1">
+              <w:r>
+                <w:t>1. Odpri spletno stran. (https://habit-tracker-roan-xi.vercel.app/)</w:t>
+              </w:r>
+            </w:hyperlink>
+          </w:p>
+        </w:tc>
+        <w:tc>
+          <w:tcPr>
+            <w:tcW w:w="2412" w:type="dxa"/>
+            <w:vAlign w:val="center"/>
+            <w:hideMark/>
+          </w:tcPr>
+          <w:p>
+            <w:pPr>
+              <w:spacing w:after="0" w:line="240" w:lineRule="auto"/>
+            </w:pPr>
+            <w:r>
+              <w:t>1.330 ms</w:t>
+            </w:r>
+          </w:p>
+        </w:tc>
+      </w:tr>
+      <w:tr>
+        <w:trPr>
+          <w:trHeight w:val="137"/>
+        </w:trPr>
+        <w:tc>
+          <w:tcPr>
+            <w:tcW w:w="6799" w:type="dxa"/>
+            <w:vAlign w:val="center"/>
+            <w:hideMark/>
+          </w:tcPr>
+          <w:p>
+            <w:pPr>
+              <w:spacing w:after="0" w:line="240" w:lineRule="auto"/>
+            </w:pPr>
+            <w:r>
+              <w:t>2. Najdi formo za dodajanje navad.</w:t>
+            </w:r>
+          </w:p>
+        </w:tc>
+        <w:tc>
+          <w:tcPr>
+            <w:tcW w:w="2412" w:type="dxa"/>
+            <w:vAlign w:val="center"/>
+            <w:hideMark/>
+          </w:tcPr>
+          <w:p>
+            <w:pPr>
+              <w:spacing w:after="0" w:line="240" w:lineRule="auto"/>
+            </w:pPr>
+            <w:r>
+              <w:t>1.330 ms</w:t>
+            </w:r>
+          </w:p>
+        </w:tc>
+      </w:tr>
+      <w:tr>
+        <w:trPr>
+          <w:trHeight w:val="480"/>
+        </w:trPr>
+        <w:tc>
+          <w:tcPr>
+            <w:tcW w:w="6799" w:type="dxa"/>
+            <w:vAlign w:val="center"/>
+            <w:hideMark/>
+          </w:tcPr>
+          <w:p>
+            <w:pPr>
+              <w:spacing w:after="0" w:line="240" w:lineRule="auto"/>
+            </w:pPr>
+            <w:r>
+              <w:t xml:space="preserve">3. Vnesi ime in opis navade. – Vnos imena (8 znakov): 2.240 ms – Vnos opisa (27 znakov + </w:t>
+            </w:r>
+            <w:proofErr w:type="spellStart"/>
+            <w:r>
+              <w:t>point</w:t>
+            </w:r>
+            <w:proofErr w:type="spellEnd"/>
+            <w:r>
+              <w:t xml:space="preserve"> + </w:t>
+            </w:r>
+            <w:proofErr w:type="spellStart"/>
+            <w:r>
+              <w:t>click</w:t>
+            </w:r>
+            <w:proofErr w:type="spellEnd"/>
+            <w:r>
+              <w:t>): 8.890 ms</w:t>
+            </w:r>
+          </w:p>
+        </w:tc>
+        <w:tc>
+          <w:tcPr>
+            <w:tcW w:w="2412" w:type="dxa"/>
+            <w:vAlign w:val="center"/>
+            <w:hideMark/>
+          </w:tcPr>
+          <w:p>
+            <w:pPr>
+              <w:spacing w:after="0" w:line="240" w:lineRule="auto"/>
+            </w:pPr>
+            <w:r>
+              <w:t>11.130 ms</w:t>
+            </w:r>
+          </w:p>
+        </w:tc>
+      </w:tr>
+      <w:tr>
+        <w:trPr>
+          <w:trHeight w:val="68"/>
+        </w:trPr>
+        <w:tc>
+          <w:tcPr>
+            <w:tcW w:w="6799" w:type="dxa"/>
+            <w:vAlign w:val="center"/>
+            <w:hideMark/>
+          </w:tcPr>
+          <w:p>
+            <w:pPr>
+              <w:spacing w:after="0" w:line="240" w:lineRule="auto"/>
+            </w:pPr>
+            <w:r>
+              <w:t>4. Shrani navado.</w:t>
+            </w:r>
+          </w:p>
+        </w:tc>
+        <w:tc>
+          <w:tcPr>
+            <w:tcW w:w="2412" w:type="dxa"/>
+            <w:vAlign w:val="center"/>
+            <w:hideMark/>
+          </w:tcPr>
+          <w:p>
+            <w:pPr>
+              <w:spacing w:after="0" w:line="240" w:lineRule="auto"/>
+            </w:pPr>
+            <w:r>
+              <w:t>1.330 ms</w:t>
+            </w:r>
+          </w:p>
+        </w:tc>
+      </w:tr>
+      <w:tr>
+        <w:trPr>
+          <w:trHeight w:val="137"/>
+        </w:trPr>
+        <w:tc>
+          <w:tcPr>
+            <w:tcW w:w="6799" w:type="dxa"/>
+            <w:vAlign w:val="center"/>
+            <w:hideMark/>
+          </w:tcPr>
+          <w:p>
+            <w:pPr>
+              <w:spacing w:after="0" w:line="240" w:lineRule="auto"/>
+            </w:pPr>
+            <w:r>
+              <w:t>Skupen čas izvedbe primera</w:t>
+            </w:r>
+          </w:p>
+        </w:tc>
+        <w:tc>
+          <w:tcPr>
+            <w:tcW w:w="2412" w:type="dxa"/>
+            <w:vAlign w:val="center"/>
+            <w:hideMark/>
+          </w:tcPr>
+          <w:p>
+            <w:pPr>
+              <w:spacing w:after="0" w:line="240" w:lineRule="auto"/>
+            </w:pPr>
+            <w:r>
+              <w:t>15.120 ms (≈ 15,12 s)</w:t>
+            </w:r>
+          </w:p>
+        </w:tc>
+      </w:tr>
+    </w:tbl>
+    <w:p/>
+    <w:p>
+      <w:pPr>
+        <w:pStyle w:val="Naslov2"/>
+      </w:pPr>
+      <w:r>
+        <w:t>Dodajanje navad poskus</w:t>
       </w:r>
     </w:p>
     <w:tbl>
@@ -86,8 +452,201 @@
           <w:tcPr>
             <w:tcW w:w="1129" w:type="dxa"/>
           </w:tcPr>
+          <w:p>
+            <w:r>
+              <w:t>1.66</w:t>
+            </w:r>
+          </w:p>
+        </w:tc>
+      </w:tr>
+      <w:tr>
+        <w:tc>
+          <w:tcPr>
+            <w:tcW w:w="7933" w:type="dxa"/>
+          </w:tcPr>
+          <w:p>
+            <w:r>
+              <w:t>2. Najdi formo za dodajanje navad.</w:t>
+            </w:r>
+          </w:p>
+        </w:tc>
+        <w:tc>
+          <w:tcPr>
+            <w:tcW w:w="1129" w:type="dxa"/>
+          </w:tcPr>
+          <w:p>
+            <w:r>
+              <w:t>3.12</w:t>
+            </w:r>
+          </w:p>
+        </w:tc>
+      </w:tr>
+      <w:tr>
+        <w:tc>
+          <w:tcPr>
+            <w:tcW w:w="7933" w:type="dxa"/>
+          </w:tcPr>
+          <w:p>
+            <w:r>
+              <w:lastRenderedPageBreak/>
+              <w:t>3. Vnesi ime in opis</w:t>
+            </w:r>
+          </w:p>
+          <w:p>
+            <w:r>
+              <w:t>Name: Pij vodo</w:t>
+            </w:r>
+          </w:p>
+          <w:p>
+            <w:proofErr w:type="spellStart"/>
+            <w:r>
+              <w:t>Description</w:t>
+            </w:r>
+            <w:proofErr w:type="spellEnd"/>
+            <w:r>
+              <w:t>: Popi 6 kozarcev vode na dan</w:t>
+            </w:r>
+          </w:p>
           <w:p/>
         </w:tc>
+        <w:tc>
+          <w:tcPr>
+            <w:tcW w:w="1129" w:type="dxa"/>
+          </w:tcPr>
+          <w:p>
+            <w:r>
+              <w:t>7.55</w:t>
+            </w:r>
+          </w:p>
+        </w:tc>
+      </w:tr>
+      <w:tr>
+        <w:tc>
+          <w:tcPr>
+            <w:tcW w:w="7933" w:type="dxa"/>
+          </w:tcPr>
+          <w:p>
+            <w:r>
+              <w:t>4. Shrani navado.</w:t>
+            </w:r>
+          </w:p>
+        </w:tc>
+        <w:tc>
+          <w:tcPr>
+            <w:tcW w:w="1129" w:type="dxa"/>
+          </w:tcPr>
+          <w:p>
+            <w:r>
+              <w:t>0.94</w:t>
+            </w:r>
+          </w:p>
+        </w:tc>
+      </w:tr>
+      <w:tr>
+        <w:tc>
+          <w:tcPr>
+            <w:tcW w:w="7933" w:type="dxa"/>
+          </w:tcPr>
+          <w:p>
+            <w:r>
+              <w:t>SKUPEN ČAS</w:t>
+            </w:r>
+          </w:p>
+        </w:tc>
+        <w:tc>
+          <w:tcPr>
+            <w:tcW w:w="1129" w:type="dxa"/>
+          </w:tcPr>
+          <w:p>
+            <w:r>
+              <w:t>13.27</w:t>
+            </w:r>
+          </w:p>
+        </w:tc>
+      </w:tr>
+    </w:tbl>
+    <w:p/>
+    <w:p>
+      <w:pPr>
+        <w:pStyle w:val="Naslov2"/>
+      </w:pPr>
+      <w:r>
+        <w:t>Dodajanje navad</w:t>
+      </w:r>
+    </w:p>
+    <w:tbl>
+      <w:tblPr>
+        <w:tblStyle w:val="Tabelamrea"/>
+        <w:tblW w:w="0" w:type="auto"/>
+        <w:tblLook w:val="04A0" w:firstRow="1" w:lastRow="0" w:firstColumn="1" w:lastColumn="0" w:noHBand="0" w:noVBand="1"/>
+      </w:tblPr>
+      <w:tblGrid>
+        <w:gridCol w:w="7933"/>
+        <w:gridCol w:w="1129"/>
+      </w:tblGrid>
+      <w:tr>
+        <w:tc>
+          <w:tcPr>
+            <w:tcW w:w="7933" w:type="dxa"/>
+          </w:tcPr>
+          <w:p>
+            <w:pPr>
+              <w:rPr>
+                <w:b/>
+                <w:bCs/>
+              </w:rPr>
+            </w:pPr>
+            <w:r>
+              <w:rPr>
+                <w:b/>
+                <w:bCs/>
+              </w:rPr>
+              <w:t>KORAK</w:t>
+            </w:r>
+          </w:p>
+        </w:tc>
+        <w:tc>
+          <w:tcPr>
+            <w:tcW w:w="1129" w:type="dxa"/>
+          </w:tcPr>
+          <w:p>
+            <w:pPr>
+              <w:rPr>
+                <w:b/>
+                <w:bCs/>
+              </w:rPr>
+            </w:pPr>
+            <w:r>
+              <w:rPr>
+                <w:b/>
+                <w:bCs/>
+              </w:rPr>
+              <w:t>ČAS</w:t>
+            </w:r>
+          </w:p>
+        </w:tc>
+      </w:tr>
+      <w:tr>
+        <w:tc>
+          <w:tcPr>
+            <w:tcW w:w="7933" w:type="dxa"/>
+          </w:tcPr>
+          <w:p>
+            <w:r>
+              <w:t>1. Odpri spletno stran. (https://habit-tracker-roan-xi.vercel.app/)</w:t>
+            </w:r>
+          </w:p>
+        </w:tc>
+        <w:tc>
+          <w:tcPr>
+            <w:tcW w:w="1129" w:type="dxa"/>
+          </w:tcPr>
+          <w:p>
+            <w:r>
+              <w:t>3.12</w:t>
+            </w:r>
+          </w:p>
+        </w:tc>
       </w:tr>
       <w:tr>
         <w:tc>
@@ -104,32 +663,59 @@
           <w:tcPr>
             <w:tcW w:w="1129" w:type="dxa"/>
           </w:tcPr>
+          <w:p>
+            <w:r>
+              <w:t>6.84</w:t>
+            </w:r>
+          </w:p>
+        </w:tc>
+      </w:tr>
+      <w:tr>
+        <w:tc>
+          <w:tcPr>
+            <w:tcW w:w="7933" w:type="dxa"/>
+          </w:tcPr>
+          <w:p>
+            <w:r>
+              <w:t>3. Vnesi ime in opis</w:t>
+            </w:r>
+          </w:p>
+          <w:p>
+            <w:r>
+              <w:t>Name: Pij vodo</w:t>
+            </w:r>
+          </w:p>
+          <w:p>
+            <w:proofErr w:type="spellStart"/>
+            <w:r>
+              <w:t>Description</w:t>
+            </w:r>
+            <w:proofErr w:type="spellEnd"/>
+            <w:r>
+              <w:t>: Popi 6 kozarcev vode na dan</w:t>
+            </w:r>
+          </w:p>
           <w:p/>
         </w:tc>
-      </w:tr>
-      <w:tr>
-        <w:tc>
-          <w:tcPr>
-            <w:tcW w:w="7933" w:type="dxa"/>
-          </w:tcPr>
-          <w:p>
-            <w:r>
-              <w:t>3. Vnesi ime in opis</w:t>
-            </w:r>
-          </w:p>
-          <w:p>
-            <w:r>
-              <w:t>Name: Pij vodo</w:t>
-            </w:r>
-          </w:p>
-          <w:p>
-            <w:proofErr w:type="spellStart"/>
-            <w:r>
-              <w:t>Description</w:t>
-            </w:r>
-            <w:proofErr w:type="spellEnd"/>
-            <w:r>
-              <w:t>: Popi 6 kozarcev vode na dan</w:t>
+        <w:tc>
+          <w:tcPr>
+            <w:tcW w:w="1129" w:type="dxa"/>
+          </w:tcPr>
+          <w:p>
+            <w:r>
+              <w:t>23.41</w:t>
+            </w:r>
+          </w:p>
+        </w:tc>
+      </w:tr>
+      <w:tr>
+        <w:tc>
+          <w:tcPr>
+            <w:tcW w:w="7933" w:type="dxa"/>
+          </w:tcPr>
+          <w:p>
+            <w:r>
+              <w:t>4. Shrani navado.</w:t>
             </w:r>
           </w:p>
           <w:p/>
@@ -138,26 +724,33 @@
           <w:tcPr>
             <w:tcW w:w="1129" w:type="dxa"/>
           </w:tcPr>
-          <w:p/>
-        </w:tc>
-      </w:tr>
-      <w:tr>
-        <w:tc>
-          <w:tcPr>
-            <w:tcW w:w="7933" w:type="dxa"/>
-          </w:tcPr>
-          <w:p>
-            <w:r>
-              <w:t>4. Shrani navado.</w:t>
-            </w:r>
-          </w:p>
-          <w:p/>
-        </w:tc>
-        <w:tc>
-          <w:tcPr>
-            <w:tcW w:w="1129" w:type="dxa"/>
-          </w:tcPr>
-          <w:p/>
+          <w:p>
+            <w:r>
+              <w:t>5.01</w:t>
+            </w:r>
+          </w:p>
+        </w:tc>
+      </w:tr>
+      <w:tr>
+        <w:tc>
+          <w:tcPr>
+            <w:tcW w:w="7933" w:type="dxa"/>
+          </w:tcPr>
+          <w:p>
+            <w:r>
+              <w:t>SKUPEN ČAS</w:t>
+            </w:r>
+          </w:p>
+        </w:tc>
+        <w:tc>
+          <w:tcPr>
+            <w:tcW w:w="1129" w:type="dxa"/>
+          </w:tcPr>
+          <w:p>
+            <w:r>
+              <w:t>38.38</w:t>
+            </w:r>
+          </w:p>
         </w:tc>
       </w:tr>
     </w:tbl>
@@ -229,78 +822,116 @@
           <w:tcPr>
             <w:tcW w:w="1129" w:type="dxa"/>
           </w:tcPr>
+          <w:p>
+            <w:r>
+              <w:t>1.95</w:t>
+            </w:r>
+          </w:p>
+        </w:tc>
+      </w:tr>
+      <w:tr>
+        <w:tc>
+          <w:tcPr>
+            <w:tcW w:w="7933" w:type="dxa"/>
+          </w:tcPr>
+          <w:p>
+            <w:r>
+              <w:t>2. Najdi formo za dodajanje navad.</w:t>
+            </w:r>
+          </w:p>
+        </w:tc>
+        <w:tc>
+          <w:tcPr>
+            <w:tcW w:w="1129" w:type="dxa"/>
+          </w:tcPr>
+          <w:p>
+            <w:r>
+              <w:t>3.84</w:t>
+            </w:r>
+          </w:p>
+        </w:tc>
+      </w:tr>
+      <w:tr>
+        <w:tc>
+          <w:tcPr>
+            <w:tcW w:w="7933" w:type="dxa"/>
+          </w:tcPr>
+          <w:p>
+            <w:r>
+              <w:t>3. Vnesi ime in opis</w:t>
+            </w:r>
+          </w:p>
+          <w:p>
+            <w:r>
+              <w:t>Name: Pij vodo</w:t>
+            </w:r>
+          </w:p>
+          <w:p>
+            <w:proofErr w:type="spellStart"/>
+            <w:r>
+              <w:t>Description</w:t>
+            </w:r>
+            <w:proofErr w:type="spellEnd"/>
+            <w:r>
+              <w:t>: Popi 6 kozarcev vode na dan</w:t>
+            </w:r>
+          </w:p>
           <w:p/>
         </w:tc>
-      </w:tr>
-      <w:tr>
-        <w:tc>
-          <w:tcPr>
-            <w:tcW w:w="7933" w:type="dxa"/>
-          </w:tcPr>
-          <w:p>
-            <w:r>
-              <w:t>2. Najdi formo za dodajanje navad.</w:t>
-            </w:r>
-          </w:p>
-        </w:tc>
-        <w:tc>
-          <w:tcPr>
-            <w:tcW w:w="1129" w:type="dxa"/>
-          </w:tcPr>
+        <w:tc>
+          <w:tcPr>
+            <w:tcW w:w="1129" w:type="dxa"/>
+          </w:tcPr>
+          <w:p>
+            <w:r>
+              <w:t>12.67</w:t>
+            </w:r>
+          </w:p>
+        </w:tc>
+      </w:tr>
+      <w:tr>
+        <w:tc>
+          <w:tcPr>
+            <w:tcW w:w="7933" w:type="dxa"/>
+          </w:tcPr>
+          <w:p>
+            <w:r>
+              <w:t>4. Shrani navado.</w:t>
+            </w:r>
+          </w:p>
           <w:p/>
         </w:tc>
-      </w:tr>
-      <w:tr>
-        <w:tc>
-          <w:tcPr>
-            <w:tcW w:w="7933" w:type="dxa"/>
-          </w:tcPr>
-          <w:p>
-            <w:r>
-              <w:t>3. Vnesi ime in opis</w:t>
-            </w:r>
-          </w:p>
-          <w:p>
-            <w:r>
-              <w:t>Name: Pij vodo</w:t>
-            </w:r>
-          </w:p>
-          <w:p>
-            <w:proofErr w:type="spellStart"/>
-            <w:r>
-              <w:t>Description</w:t>
-            </w:r>
-            <w:proofErr w:type="spellEnd"/>
-            <w:r>
-              <w:t>: Popi 6 kozarcev vode na dan</w:t>
-            </w:r>
-          </w:p>
-          <w:p/>
-        </w:tc>
-        <w:tc>
-          <w:tcPr>
-            <w:tcW w:w="1129" w:type="dxa"/>
-          </w:tcPr>
-          <w:p/>
-        </w:tc>
-      </w:tr>
-      <w:tr>
-        <w:tc>
-          <w:tcPr>
-            <w:tcW w:w="7933" w:type="dxa"/>
-          </w:tcPr>
-          <w:p>
-            <w:r>
-              <w:t>4. Shrani navado.</w:t>
-            </w:r>
-          </w:p>
-          <w:p/>
-        </w:tc>
-        <w:tc>
-          <w:tcPr>
-            <w:tcW w:w="1129" w:type="dxa"/>
-          </w:tcPr>
-          <w:p/>
+        <w:tc>
+          <w:tcPr>
+            <w:tcW w:w="1129" w:type="dxa"/>
+          </w:tcPr>
+          <w:p>
+            <w:r>
+              <w:t>2.36</w:t>
+            </w:r>
+          </w:p>
+        </w:tc>
+      </w:tr>
+      <w:tr>
+        <w:tc>
+          <w:tcPr>
+            <w:tcW w:w="7933" w:type="dxa"/>
+          </w:tcPr>
+          <w:p>
+            <w:r>
+              <w:t>SKUPEN ČAS</w:t>
+            </w:r>
+          </w:p>
+        </w:tc>
+        <w:tc>
+          <w:tcPr>
+            <w:tcW w:w="1129" w:type="dxa"/>
+          </w:tcPr>
+          <w:p>
+            <w:r>
+              <w:t>20.82</w:t>
+            </w:r>
+          </w:p>
         </w:tc>
       </w:tr>
     </w:tbl>
@@ -372,77 +1003,120 @@
           <w:tcPr>
             <w:tcW w:w="1129" w:type="dxa"/>
           </w:tcPr>
+          <w:p>
+            <w:r>
+              <w:t>2.78</w:t>
+            </w:r>
+          </w:p>
+        </w:tc>
+      </w:tr>
+      <w:tr>
+        <w:tc>
+          <w:tcPr>
+            <w:tcW w:w="7933" w:type="dxa"/>
+          </w:tcPr>
+          <w:p>
+            <w:r>
+              <w:t>2. Najdi formo za dodajanje navad.</w:t>
+            </w:r>
+          </w:p>
+        </w:tc>
+        <w:tc>
+          <w:tcPr>
+            <w:tcW w:w="1129" w:type="dxa"/>
+          </w:tcPr>
+          <w:p>
+            <w:r>
+              <w:t>5.92</w:t>
+            </w:r>
+          </w:p>
+        </w:tc>
+      </w:tr>
+      <w:tr>
+        <w:tc>
+          <w:tcPr>
+            <w:tcW w:w="7933" w:type="dxa"/>
+          </w:tcPr>
+          <w:p>
+            <w:r>
+              <w:t>3. Vnesi ime in opis</w:t>
+            </w:r>
+          </w:p>
+          <w:p>
+            <w:r>
+              <w:t>Name: Pij vodo</w:t>
+            </w:r>
+          </w:p>
+          <w:p>
+            <w:proofErr w:type="spellStart"/>
+            <w:r>
+              <w:t>Description</w:t>
+            </w:r>
+            <w:proofErr w:type="spellEnd"/>
+            <w:r>
+              <w:t>: Popi 6 kozarcev vode na dan</w:t>
+            </w:r>
+          </w:p>
           <w:p/>
         </w:tc>
-      </w:tr>
-      <w:tr>
-        <w:tc>
-          <w:tcPr>
-            <w:tcW w:w="7933" w:type="dxa"/>
-          </w:tcPr>
-          <w:p>
-            <w:r>
-              <w:t>2. Najdi formo za dodajanje navad.</w:t>
-            </w:r>
-          </w:p>
-        </w:tc>
-        <w:tc>
-          <w:tcPr>
-            <w:tcW w:w="1129" w:type="dxa"/>
-          </w:tcPr>
+        <w:tc>
+          <w:tcPr>
+            <w:tcW w:w="1129" w:type="dxa"/>
+          </w:tcPr>
+          <w:p>
+            <w:r>
+              <w:t>21.34</w:t>
+            </w:r>
+          </w:p>
+        </w:tc>
+      </w:tr>
+      <w:tr>
+        <w:tc>
+          <w:tcPr>
+            <w:tcW w:w="7933" w:type="dxa"/>
+          </w:tcPr>
+          <w:p>
+            <w:r>
+              <w:t>4. Shrani navado.</w:t>
+            </w:r>
+          </w:p>
           <w:p/>
         </w:tc>
-      </w:tr>
-      <w:tr>
-        <w:tc>
-          <w:tcPr>
-            <w:tcW w:w="7933" w:type="dxa"/>
-          </w:tcPr>
-          <w:p>
-            <w:r>
-              <w:t>3. Vnesi ime in opis</w:t>
-            </w:r>
-          </w:p>
-          <w:p>
-            <w:r>
-              <w:t>Name: Pij vodo</w:t>
-            </w:r>
-          </w:p>
-          <w:p>
-            <w:proofErr w:type="spellStart"/>
-            <w:r>
-              <w:t>Description</w:t>
-            </w:r>
-            <w:proofErr w:type="spellEnd"/>
-            <w:r>
-              <w:t>: Popi 6 kozarcev vode na dan</w:t>
-            </w:r>
-          </w:p>
-          <w:p/>
-        </w:tc>
-        <w:tc>
-          <w:tcPr>
-            <w:tcW w:w="1129" w:type="dxa"/>
-          </w:tcPr>
-          <w:p/>
-        </w:tc>
-      </w:tr>
-      <w:tr>
-        <w:tc>
-          <w:tcPr>
-            <w:tcW w:w="7933" w:type="dxa"/>
-          </w:tcPr>
-          <w:p>
-            <w:r>
-              <w:t>4. Shrani navado.</w:t>
-            </w:r>
-          </w:p>
-          <w:p/>
-        </w:tc>
-        <w:tc>
-          <w:tcPr>
-            <w:tcW w:w="1129" w:type="dxa"/>
-          </w:tcPr>
+        <w:tc>
+          <w:tcPr>
+            <w:tcW w:w="1129" w:type="dxa"/>
+          </w:tcPr>
+          <w:p>
+            <w:r>
+              <w:t>4.97</w:t>
+            </w:r>
+          </w:p>
+        </w:tc>
+      </w:tr>
+      <w:tr>
+        <w:tc>
+          <w:tcPr>
+            <w:tcW w:w="7933" w:type="dxa"/>
+          </w:tcPr>
+          <w:p>
+            <w:r>
+              <w:t>SKUPEN ČAS</w:t>
+            </w:r>
+          </w:p>
+        </w:tc>
+        <w:tc>
+          <w:tcPr>
+            <w:tcW w:w="1129" w:type="dxa"/>
+          </w:tcPr>
+          <w:p>
+            <w:r>
+              <w:rPr>
+                <w:b/>
+                <w:bCs/>
+              </w:rPr>
+              <w:t>35.01</w:t>
+            </w:r>
+          </w:p>
           <w:p/>
         </w:tc>
       </w:tr>
@@ -507,6 +1181,7 @@
           </w:tcPr>
           <w:p>
             <w:r>
+              <w:lastRenderedPageBreak/>
               <w:t>1. Odpri spletno stran. (https://habit-tracker-roan-xi.vercel.app/)</w:t>
             </w:r>
           </w:p>
@@ -515,78 +1190,116 @@
           <w:tcPr>
             <w:tcW w:w="1129" w:type="dxa"/>
           </w:tcPr>
+          <w:p>
+            <w:r>
+              <w:t>3.04</w:t>
+            </w:r>
+          </w:p>
+        </w:tc>
+      </w:tr>
+      <w:tr>
+        <w:tc>
+          <w:tcPr>
+            <w:tcW w:w="7933" w:type="dxa"/>
+          </w:tcPr>
+          <w:p>
+            <w:r>
+              <w:t>2. Najdi formo za dodajanje navad.</w:t>
+            </w:r>
+          </w:p>
+        </w:tc>
+        <w:tc>
+          <w:tcPr>
+            <w:tcW w:w="1129" w:type="dxa"/>
+          </w:tcPr>
+          <w:p>
+            <w:r>
+              <w:t>6.11</w:t>
+            </w:r>
+          </w:p>
+        </w:tc>
+      </w:tr>
+      <w:tr>
+        <w:tc>
+          <w:tcPr>
+            <w:tcW w:w="7933" w:type="dxa"/>
+          </w:tcPr>
+          <w:p>
+            <w:r>
+              <w:t>3. Vnesi ime in opis</w:t>
+            </w:r>
+          </w:p>
+          <w:p>
+            <w:r>
+              <w:t>Name: Pij vodo</w:t>
+            </w:r>
+          </w:p>
+          <w:p>
+            <w:proofErr w:type="spellStart"/>
+            <w:r>
+              <w:t>Description</w:t>
+            </w:r>
+            <w:proofErr w:type="spellEnd"/>
+            <w:r>
+              <w:t>: Popi 6 kozarcev vode na dan</w:t>
+            </w:r>
+          </w:p>
           <w:p/>
         </w:tc>
-      </w:tr>
-      <w:tr>
-        <w:tc>
-          <w:tcPr>
-            <w:tcW w:w="7933" w:type="dxa"/>
-          </w:tcPr>
-          <w:p>
-            <w:r>
-              <w:t>2. Najdi formo za dodajanje navad.</w:t>
-            </w:r>
-          </w:p>
-        </w:tc>
-        <w:tc>
-          <w:tcPr>
-            <w:tcW w:w="1129" w:type="dxa"/>
-          </w:tcPr>
+        <w:tc>
+          <w:tcPr>
+            <w:tcW w:w="1129" w:type="dxa"/>
+          </w:tcPr>
+          <w:p>
+            <w:r>
+              <w:t>20.55</w:t>
+            </w:r>
+          </w:p>
+        </w:tc>
+      </w:tr>
+      <w:tr>
+        <w:tc>
+          <w:tcPr>
+            <w:tcW w:w="7933" w:type="dxa"/>
+          </w:tcPr>
+          <w:p>
+            <w:r>
+              <w:t>4. Shrani navado.</w:t>
+            </w:r>
+          </w:p>
           <w:p/>
         </w:tc>
-      </w:tr>
-      <w:tr>
-        <w:tc>
-          <w:tcPr>
-            <w:tcW w:w="7933" w:type="dxa"/>
-          </w:tcPr>
-          <w:p>
-            <w:r>
-              <w:t>3. Vnesi ime in opis</w:t>
-            </w:r>
-          </w:p>
-          <w:p>
-            <w:r>
-              <w:t>Name: Pij vodo</w:t>
-            </w:r>
-          </w:p>
-          <w:p>
-            <w:proofErr w:type="spellStart"/>
-            <w:r>
-              <w:t>Description</w:t>
-            </w:r>
-            <w:proofErr w:type="spellEnd"/>
-            <w:r>
-              <w:t>: Popi 6 kozarcev vode na dan</w:t>
-            </w:r>
-          </w:p>
-          <w:p/>
-        </w:tc>
-        <w:tc>
-          <w:tcPr>
-            <w:tcW w:w="1129" w:type="dxa"/>
-          </w:tcPr>
-          <w:p/>
-        </w:tc>
-      </w:tr>
-      <w:tr>
-        <w:tc>
-          <w:tcPr>
-            <w:tcW w:w="7933" w:type="dxa"/>
-          </w:tcPr>
-          <w:p>
-            <w:r>
-              <w:t>4. Shrani navado.</w:t>
-            </w:r>
-          </w:p>
-          <w:p/>
-        </w:tc>
-        <w:tc>
-          <w:tcPr>
-            <w:tcW w:w="1129" w:type="dxa"/>
-          </w:tcPr>
-          <w:p/>
+        <w:tc>
+          <w:tcPr>
+            <w:tcW w:w="1129" w:type="dxa"/>
+          </w:tcPr>
+          <w:p>
+            <w:r>
+              <w:t>4.49</w:t>
+            </w:r>
+          </w:p>
+        </w:tc>
+      </w:tr>
+      <w:tr>
+        <w:tc>
+          <w:tcPr>
+            <w:tcW w:w="7933" w:type="dxa"/>
+          </w:tcPr>
+          <w:p>
+            <w:r>
+              <w:t>SKUPEN ČAS</w:t>
+            </w:r>
+          </w:p>
+        </w:tc>
+        <w:tc>
+          <w:tcPr>
+            <w:tcW w:w="1129" w:type="dxa"/>
+          </w:tcPr>
+          <w:p>
+            <w:r>
+              <w:t>34.19</w:t>
+            </w:r>
+          </w:p>
         </w:tc>
       </w:tr>
     </w:tbl>
@@ -594,18 +1307,6 @@
       <w:pPr>
         <w:pStyle w:val="Naslov2"/>
       </w:pPr>
-      <w:r>
-        <w:lastRenderedPageBreak/>
-        <w:t xml:space="preserve">Izvoz </w:t>
-      </w:r>
-      <w:proofErr w:type="spellStart"/>
-      <w:r>
-        <w:t>csv</w:t>
-      </w:r>
-      <w:proofErr w:type="spellEnd"/>
-      <w:r>
-        <w:t xml:space="preserve"> datotek z navadami</w:t>
-      </w:r>
     </w:p>
     <w:tbl>
       <w:tblPr>
@@ -674,28 +1375,81 @@
           <w:tcPr>
             <w:tcW w:w="1129" w:type="dxa"/>
           </w:tcPr>
+          <w:p>
+            <w:r>
+              <w:t>2.11</w:t>
+            </w:r>
+          </w:p>
+        </w:tc>
+      </w:tr>
+      <w:tr>
+        <w:tc>
+          <w:tcPr>
+            <w:tcW w:w="7933" w:type="dxa"/>
+          </w:tcPr>
+          <w:p>
+            <w:r>
+              <w:t>2. Najdi formo za dodajanje navad.</w:t>
+            </w:r>
+          </w:p>
+        </w:tc>
+        <w:tc>
+          <w:tcPr>
+            <w:tcW w:w="1129" w:type="dxa"/>
+          </w:tcPr>
+          <w:p>
+            <w:r>
+              <w:t>4.06</w:t>
+            </w:r>
+          </w:p>
+        </w:tc>
+      </w:tr>
+      <w:tr>
+        <w:tc>
+          <w:tcPr>
+            <w:tcW w:w="7933" w:type="dxa"/>
+          </w:tcPr>
+          <w:p>
+            <w:r>
+              <w:t>3. Vnesi ime in opis</w:t>
+            </w:r>
+          </w:p>
+          <w:p>
+            <w:r>
+              <w:t>Name: Pij vodo</w:t>
+            </w:r>
+          </w:p>
+          <w:p>
+            <w:proofErr w:type="spellStart"/>
+            <w:r>
+              <w:t>Description</w:t>
+            </w:r>
+            <w:proofErr w:type="spellEnd"/>
+            <w:r>
+              <w:t>: Popi 6 kozarcev vode na dan</w:t>
+            </w:r>
+          </w:p>
           <w:p/>
         </w:tc>
-      </w:tr>
-      <w:tr>
-        <w:tc>
-          <w:tcPr>
-            <w:tcW w:w="7933" w:type="dxa"/>
-          </w:tcPr>
-          <w:p>
-            <w:r>
-              <w:t xml:space="preserve">2. </w:t>
-            </w:r>
-            <w:r>
-              <w:t xml:space="preserve">Izvozi </w:t>
-            </w:r>
-            <w:proofErr w:type="spellStart"/>
-            <w:r>
-              <w:t>csv</w:t>
-            </w:r>
-            <w:proofErr w:type="spellEnd"/>
-            <w:r>
-              <w:t xml:space="preserve"> s podatki vseh navad.</w:t>
+        <w:tc>
+          <w:tcPr>
+            <w:tcW w:w="1129" w:type="dxa"/>
+          </w:tcPr>
+          <w:p>
+            <w:r>
+              <w:t>17.40</w:t>
+            </w:r>
+          </w:p>
+        </w:tc>
+      </w:tr>
+      <w:tr>
+        <w:tc>
+          <w:tcPr>
+            <w:tcW w:w="7933" w:type="dxa"/>
+          </w:tcPr>
+          <w:p>
+            <w:r>
+              <w:t>4. Shrani navado.</w:t>
             </w:r>
           </w:p>
           <w:p/>
@@ -704,51 +1458,33 @@
           <w:tcPr>
             <w:tcW w:w="1129" w:type="dxa"/>
           </w:tcPr>
-          <w:p/>
-        </w:tc>
-      </w:tr>
-      <w:tr>
-        <w:tc>
-          <w:tcPr>
-            <w:tcW w:w="7933" w:type="dxa"/>
-          </w:tcPr>
-          <w:p>
-            <w:r>
-              <w:t xml:space="preserve">3. Shrani </w:t>
-            </w:r>
-            <w:proofErr w:type="spellStart"/>
-            <w:r>
-              <w:t>csv</w:t>
-            </w:r>
-            <w:proofErr w:type="spellEnd"/>
-            <w:r>
-              <w:t xml:space="preserve"> s podatki vseh navad.</w:t>
-            </w:r>
-          </w:p>
-        </w:tc>
-        <w:tc>
-          <w:tcPr>
-            <w:tcW w:w="1129" w:type="dxa"/>
-          </w:tcPr>
-          <w:p/>
-        </w:tc>
-      </w:tr>
-      <w:tr>
-        <w:tc>
-          <w:tcPr>
-            <w:tcW w:w="7933" w:type="dxa"/>
-          </w:tcPr>
-          <w:p>
-            <w:r>
-              <w:t>4. Odpri shranjeno datoteko in preglej navade.</w:t>
-            </w:r>
-          </w:p>
-        </w:tc>
-        <w:tc>
-          <w:tcPr>
-            <w:tcW w:w="1129" w:type="dxa"/>
-          </w:tcPr>
-          <w:p/>
+          <w:p>
+            <w:r>
+              <w:t>2.81</w:t>
+            </w:r>
+          </w:p>
+        </w:tc>
+      </w:tr>
+      <w:tr>
+        <w:tc>
+          <w:tcPr>
+            <w:tcW w:w="7933" w:type="dxa"/>
+          </w:tcPr>
+          <w:p>
+            <w:r>
+              <w:t>SKUPEN ČAS</w:t>
+            </w:r>
+          </w:p>
+        </w:tc>
+        <w:tc>
+          <w:tcPr>
+            <w:tcW w:w="1129" w:type="dxa"/>
+          </w:tcPr>
+          <w:p>
+            <w:r>
+              <w:t>26.38</w:t>
+            </w:r>
+          </w:p>
         </w:tc>
       </w:tr>
     </w:tbl>
@@ -820,28 +1556,81 @@
           <w:tcPr>
             <w:tcW w:w="1129" w:type="dxa"/>
           </w:tcPr>
+          <w:p>
+            <w:r>
+              <w:t>3.27</w:t>
+            </w:r>
+          </w:p>
+        </w:tc>
+      </w:tr>
+      <w:tr>
+        <w:tc>
+          <w:tcPr>
+            <w:tcW w:w="7933" w:type="dxa"/>
+          </w:tcPr>
+          <w:p>
+            <w:r>
+              <w:t>2. Najdi formo za dodajanje navad.</w:t>
+            </w:r>
+          </w:p>
+        </w:tc>
+        <w:tc>
+          <w:tcPr>
+            <w:tcW w:w="1129" w:type="dxa"/>
+          </w:tcPr>
+          <w:p>
+            <w:r>
+              <w:t>5.78</w:t>
+            </w:r>
+          </w:p>
+        </w:tc>
+      </w:tr>
+      <w:tr>
+        <w:tc>
+          <w:tcPr>
+            <w:tcW w:w="7933" w:type="dxa"/>
+          </w:tcPr>
+          <w:p>
+            <w:r>
+              <w:t>3. Vnesi ime in opis</w:t>
+            </w:r>
+          </w:p>
+          <w:p>
+            <w:r>
+              <w:t>Name: Pij vodo</w:t>
+            </w:r>
+          </w:p>
+          <w:p>
+            <w:proofErr w:type="spellStart"/>
+            <w:r>
+              <w:t>Description</w:t>
+            </w:r>
+            <w:proofErr w:type="spellEnd"/>
+            <w:r>
+              <w:t>: Popi 6 kozarcev vode na dan</w:t>
+            </w:r>
+          </w:p>
           <w:p/>
         </w:tc>
-      </w:tr>
-      <w:tr>
-        <w:tc>
-          <w:tcPr>
-            <w:tcW w:w="7933" w:type="dxa"/>
-          </w:tcPr>
-          <w:p>
-            <w:r>
-              <w:t xml:space="preserve">2. </w:t>
-            </w:r>
-            <w:r>
-              <w:t xml:space="preserve">Izvozi </w:t>
-            </w:r>
-            <w:proofErr w:type="spellStart"/>
-            <w:r>
-              <w:t>csv</w:t>
-            </w:r>
-            <w:proofErr w:type="spellEnd"/>
-            <w:r>
-              <w:t xml:space="preserve"> s podatki vseh navad.</w:t>
+        <w:tc>
+          <w:tcPr>
+            <w:tcW w:w="1129" w:type="dxa"/>
+          </w:tcPr>
+          <w:p>
+            <w:r>
+              <w:t>20.88</w:t>
+            </w:r>
+          </w:p>
+        </w:tc>
+      </w:tr>
+      <w:tr>
+        <w:tc>
+          <w:tcPr>
+            <w:tcW w:w="7933" w:type="dxa"/>
+          </w:tcPr>
+          <w:p>
+            <w:r>
+              <w:t>4. Shrani navado.</w:t>
             </w:r>
           </w:p>
           <w:p/>
@@ -850,51 +1639,33 @@
           <w:tcPr>
             <w:tcW w:w="1129" w:type="dxa"/>
           </w:tcPr>
-          <w:p/>
-        </w:tc>
-      </w:tr>
-      <w:tr>
-        <w:tc>
-          <w:tcPr>
-            <w:tcW w:w="7933" w:type="dxa"/>
-          </w:tcPr>
-          <w:p>
-            <w:r>
-              <w:t xml:space="preserve">3. Shrani </w:t>
-            </w:r>
-            <w:proofErr w:type="spellStart"/>
-            <w:r>
-              <w:t>csv</w:t>
-            </w:r>
-            <w:proofErr w:type="spellEnd"/>
-            <w:r>
-              <w:t xml:space="preserve"> s podatki vseh navad.</w:t>
-            </w:r>
-          </w:p>
-        </w:tc>
-        <w:tc>
-          <w:tcPr>
-            <w:tcW w:w="1129" w:type="dxa"/>
-          </w:tcPr>
-          <w:p/>
-        </w:tc>
-      </w:tr>
-      <w:tr>
-        <w:tc>
-          <w:tcPr>
-            <w:tcW w:w="7933" w:type="dxa"/>
-          </w:tcPr>
-          <w:p>
-            <w:r>
-              <w:t>4. Odpri shranjeno datoteko in preglej navade.</w:t>
-            </w:r>
-          </w:p>
-        </w:tc>
-        <w:tc>
-          <w:tcPr>
-            <w:tcW w:w="1129" w:type="dxa"/>
-          </w:tcPr>
-          <w:p/>
+          <w:p>
+            <w:r>
+              <w:t>4.09</w:t>
+            </w:r>
+          </w:p>
+        </w:tc>
+      </w:tr>
+      <w:tr>
+        <w:tc>
+          <w:tcPr>
+            <w:tcW w:w="7933" w:type="dxa"/>
+          </w:tcPr>
+          <w:p>
+            <w:r>
+              <w:t>SKUPEN ČAS</w:t>
+            </w:r>
+          </w:p>
+        </w:tc>
+        <w:tc>
+          <w:tcPr>
+            <w:tcW w:w="1129" w:type="dxa"/>
+          </w:tcPr>
+          <w:p>
+            <w:r>
+              <w:t>34.02</w:t>
+            </w:r>
+          </w:p>
         </w:tc>
       </w:tr>
     </w:tbl>
@@ -966,28 +1737,81 @@
           <w:tcPr>
             <w:tcW w:w="1129" w:type="dxa"/>
           </w:tcPr>
+          <w:p>
+            <w:r>
+              <w:t>2.96</w:t>
+            </w:r>
+          </w:p>
+        </w:tc>
+      </w:tr>
+      <w:tr>
+        <w:tc>
+          <w:tcPr>
+            <w:tcW w:w="7933" w:type="dxa"/>
+          </w:tcPr>
+          <w:p>
+            <w:r>
+              <w:t>2. Najdi formo za dodajanje navad.</w:t>
+            </w:r>
+          </w:p>
+        </w:tc>
+        <w:tc>
+          <w:tcPr>
+            <w:tcW w:w="1129" w:type="dxa"/>
+          </w:tcPr>
+          <w:p>
+            <w:r>
+              <w:t>6.44</w:t>
+            </w:r>
+          </w:p>
+        </w:tc>
+      </w:tr>
+      <w:tr>
+        <w:tc>
+          <w:tcPr>
+            <w:tcW w:w="7933" w:type="dxa"/>
+          </w:tcPr>
+          <w:p>
+            <w:r>
+              <w:t>3. Vnesi ime in opis</w:t>
+            </w:r>
+          </w:p>
+          <w:p>
+            <w:r>
+              <w:t>Name: Pij vodo</w:t>
+            </w:r>
+          </w:p>
+          <w:p>
+            <w:proofErr w:type="spellStart"/>
+            <w:r>
+              <w:t>Description</w:t>
+            </w:r>
+            <w:proofErr w:type="spellEnd"/>
+            <w:r>
+              <w:t>: Popi 6 kozarcev vode na dan</w:t>
+            </w:r>
+          </w:p>
           <w:p/>
         </w:tc>
-      </w:tr>
-      <w:tr>
-        <w:tc>
-          <w:tcPr>
-            <w:tcW w:w="7933" w:type="dxa"/>
-          </w:tcPr>
-          <w:p>
-            <w:r>
-              <w:t xml:space="preserve">2. </w:t>
-            </w:r>
-            <w:r>
-              <w:t xml:space="preserve">Izvozi </w:t>
-            </w:r>
-            <w:proofErr w:type="spellStart"/>
-            <w:r>
-              <w:t>csv</w:t>
-            </w:r>
-            <w:proofErr w:type="spellEnd"/>
-            <w:r>
-              <w:t xml:space="preserve"> s podatki vseh navad.</w:t>
+        <w:tc>
+          <w:tcPr>
+            <w:tcW w:w="1129" w:type="dxa"/>
+          </w:tcPr>
+          <w:p>
+            <w:r>
+              <w:t>21.03</w:t>
+            </w:r>
+          </w:p>
+        </w:tc>
+      </w:tr>
+      <w:tr>
+        <w:tc>
+          <w:tcPr>
+            <w:tcW w:w="7933" w:type="dxa"/>
+          </w:tcPr>
+          <w:p>
+            <w:r>
+              <w:t>4. Shrani navado.</w:t>
             </w:r>
           </w:p>
           <w:p/>
@@ -996,51 +1820,33 @@
           <w:tcPr>
             <w:tcW w:w="1129" w:type="dxa"/>
           </w:tcPr>
-          <w:p/>
-        </w:tc>
-      </w:tr>
-      <w:tr>
-        <w:tc>
-          <w:tcPr>
-            <w:tcW w:w="7933" w:type="dxa"/>
-          </w:tcPr>
-          <w:p>
-            <w:r>
-              <w:t xml:space="preserve">3. Shrani </w:t>
-            </w:r>
-            <w:proofErr w:type="spellStart"/>
-            <w:r>
-              <w:t>csv</w:t>
-            </w:r>
-            <w:proofErr w:type="spellEnd"/>
-            <w:r>
-              <w:t xml:space="preserve"> s podatki vseh navad.</w:t>
-            </w:r>
-          </w:p>
-        </w:tc>
-        <w:tc>
-          <w:tcPr>
-            <w:tcW w:w="1129" w:type="dxa"/>
-          </w:tcPr>
-          <w:p/>
-        </w:tc>
-      </w:tr>
-      <w:tr>
-        <w:tc>
-          <w:tcPr>
-            <w:tcW w:w="7933" w:type="dxa"/>
-          </w:tcPr>
-          <w:p>
-            <w:r>
-              <w:t>4. Odpri shranjeno datoteko in preglej navade.</w:t>
-            </w:r>
-          </w:p>
-        </w:tc>
-        <w:tc>
-          <w:tcPr>
-            <w:tcW w:w="1129" w:type="dxa"/>
-          </w:tcPr>
-          <w:p/>
+          <w:p>
+            <w:r>
+              <w:t>4.83</w:t>
+            </w:r>
+          </w:p>
+        </w:tc>
+      </w:tr>
+      <w:tr>
+        <w:tc>
+          <w:tcPr>
+            <w:tcW w:w="7933" w:type="dxa"/>
+          </w:tcPr>
+          <w:p>
+            <w:r>
+              <w:t>SKUPEN ČAS</w:t>
+            </w:r>
+          </w:p>
+        </w:tc>
+        <w:tc>
+          <w:tcPr>
+            <w:tcW w:w="1129" w:type="dxa"/>
+          </w:tcPr>
+          <w:p>
+            <w:r>
+              <w:t>35.26</w:t>
+            </w:r>
+          </w:p>
         </w:tc>
       </w:tr>
     </w:tbl>
@@ -1072,6 +1878,7 @@
                 <w:b/>
                 <w:bCs/>
               </w:rPr>
+              <w:lastRenderedPageBreak/>
               <w:t>KORAK</w:t>
             </w:r>
           </w:p>
@@ -1112,85 +1919,3177 @@
           <w:tcPr>
             <w:tcW w:w="1129" w:type="dxa"/>
           </w:tcPr>
+          <w:p>
+            <w:r>
+              <w:t>1.88</w:t>
+            </w:r>
+          </w:p>
+        </w:tc>
+      </w:tr>
+      <w:tr>
+        <w:tc>
+          <w:tcPr>
+            <w:tcW w:w="7933" w:type="dxa"/>
+          </w:tcPr>
+          <w:p>
+            <w:r>
+              <w:t>2. Najdi formo za dodajanje navad.</w:t>
+            </w:r>
+          </w:p>
+        </w:tc>
+        <w:tc>
+          <w:tcPr>
+            <w:tcW w:w="1129" w:type="dxa"/>
+          </w:tcPr>
+          <w:p>
+            <w:r>
+              <w:t>4.62</w:t>
+            </w:r>
+          </w:p>
+        </w:tc>
+      </w:tr>
+      <w:tr>
+        <w:tc>
+          <w:tcPr>
+            <w:tcW w:w="7933" w:type="dxa"/>
+          </w:tcPr>
+          <w:p>
+            <w:r>
+              <w:t>3. Vnesi ime in opis</w:t>
+            </w:r>
+          </w:p>
+          <w:p>
+            <w:r>
+              <w:t>Name: Pij vodo</w:t>
+            </w:r>
+          </w:p>
+          <w:p>
+            <w:proofErr w:type="spellStart"/>
+            <w:r>
+              <w:t>Description</w:t>
+            </w:r>
+            <w:proofErr w:type="spellEnd"/>
+            <w:r>
+              <w:t>: Popi 6 kozarcev vode na dan</w:t>
+            </w:r>
+          </w:p>
           <w:p/>
         </w:tc>
-      </w:tr>
-      <w:tr>
-        <w:tc>
-          <w:tcPr>
-            <w:tcW w:w="7933" w:type="dxa"/>
-          </w:tcPr>
-          <w:p>
-            <w:r>
-              <w:t xml:space="preserve">2. </w:t>
-            </w:r>
-            <w:r>
-              <w:t xml:space="preserve">Izvozi </w:t>
+        <w:tc>
+          <w:tcPr>
+            <w:tcW w:w="1129" w:type="dxa"/>
+          </w:tcPr>
+          <w:p>
+            <w:r>
+              <w:t>13.09</w:t>
+            </w:r>
+          </w:p>
+        </w:tc>
+      </w:tr>
+      <w:tr>
+        <w:tc>
+          <w:tcPr>
+            <w:tcW w:w="7933" w:type="dxa"/>
+          </w:tcPr>
+          <w:p>
+            <w:r>
+              <w:t>4. Shrani navado.</w:t>
+            </w:r>
+          </w:p>
+          <w:p/>
+        </w:tc>
+        <w:tc>
+          <w:tcPr>
+            <w:tcW w:w="1129" w:type="dxa"/>
+          </w:tcPr>
+          <w:p>
+            <w:r>
+              <w:rPr>
+                <w:b/>
+                <w:bCs/>
+              </w:rPr>
+              <w:t>2.78</w:t>
+            </w:r>
+          </w:p>
+        </w:tc>
+      </w:tr>
+      <w:tr>
+        <w:tc>
+          <w:tcPr>
+            <w:tcW w:w="7933" w:type="dxa"/>
+          </w:tcPr>
+          <w:p>
+            <w:r>
+              <w:t>SKUPEN ČAS</w:t>
+            </w:r>
+          </w:p>
+        </w:tc>
+        <w:tc>
+          <w:tcPr>
+            <w:tcW w:w="1129" w:type="dxa"/>
+          </w:tcPr>
+          <w:p>
+            <w:r>
+              <w:t>22.37</w:t>
+            </w:r>
+          </w:p>
+        </w:tc>
+      </w:tr>
+    </w:tbl>
+    <w:p>
+      <w:pPr>
+        <w:pStyle w:val="Naslov2"/>
+      </w:pPr>
+      <w:r>
+        <w:t>Mediana in standardni odklon</w:t>
+      </w:r>
+    </w:p>
+    <w:p>
+      <w:r>
+        <w:t>Urejeno: 20.82, 22.37, 26.38, 34.02, 34.19, 35.01, 35.26, 38.38</w:t>
+      </w:r>
+      <w:r>
+        <w:br/>
+        <w:t>Mediana = povprečje med 4. in 5. elementom:</w:t>
+      </w:r>
+      <w:r>
+        <w:t xml:space="preserve"> 34.105</w:t>
+      </w:r>
+    </w:p>
+    <w:p>
+      <w:r>
+        <w:rPr>
+          <w:i/>
+        </w:rPr>
+        <w:br/>
+      </w:r>
+      <w:r>
+        <w:t xml:space="preserve">Standardni odklon = </w:t>
+      </w:r>
+      <w:r>
+        <w:t>6.52</w:t>
+      </w:r>
+    </w:p>
+    <w:p/>
+    <w:p>
+      <w:pPr>
+        <w:pStyle w:val="Naslov2"/>
+      </w:pPr>
+      <w:r>
+        <w:t xml:space="preserve">Razlika </w:t>
+      </w:r>
+      <w:proofErr w:type="spellStart"/>
+      <w:r>
+        <w:t>klm</w:t>
+      </w:r>
+      <w:proofErr w:type="spellEnd"/>
+      <w:r>
+        <w:t xml:space="preserve"> in povprečje</w:t>
+      </w:r>
+    </w:p>
+    <w:p>
+      <w:r>
+        <w:t>KLM čas (iz tabele):</w:t>
+      </w:r>
+    </w:p>
+    <w:p>
+      <m:oMathPara>
+        <m:oMath>
+          <m:sSub>
+            <m:sSubPr>
+              <m:ctrlPr>
+                <w:rPr>
+                  <w:rFonts w:ascii="Cambria Math" w:hAnsi="Cambria Math"/>
+                </w:rPr>
+              </m:ctrlPr>
+            </m:sSubPr>
+            <m:e>
+              <m:r>
+                <w:rPr>
+                  <w:rFonts w:ascii="Cambria Math" w:hAnsi="Cambria Math"/>
+                </w:rPr>
+                <m:t>T</m:t>
+              </m:r>
+            </m:e>
+            <m:sub>
+              <m:r>
+                <w:rPr>
+                  <w:rFonts w:ascii="Cambria Math" w:hAnsi="Cambria Math"/>
+                </w:rPr>
+                <m:t>KLM</m:t>
+              </m:r>
+            </m:sub>
+          </m:sSub>
+          <m:r>
+            <w:rPr>
+              <w:rFonts w:ascii="Cambria Math" w:hAnsi="Cambria Math"/>
+            </w:rPr>
+            <m:t>=15.120</m:t>
+          </m:r>
+          <m:r>
+            <m:rPr>
+              <m:nor/>
+            </m:rPr>
+            <w:rPr>
+              <w:rFonts w:ascii="Arial" w:hAnsi="Arial" w:cs="Arial"/>
+            </w:rPr>
+            <m:t>  </m:t>
+          </m:r>
+          <m:r>
+            <m:rPr>
+              <m:nor/>
+            </m:rPr>
+            <m:t>s</m:t>
+          </m:r>
+          <m:r>
+            <m:rPr>
+              <m:sty m:val="p"/>
+            </m:rPr>
+            <w:br/>
+          </m:r>
+        </m:oMath>
+      </m:oMathPara>
+    </w:p>
+    <w:p>
+      <w:r>
+        <w:t>Geometrična sredina (povprečni izmerjeni čas):</w:t>
+      </w:r>
+    </w:p>
+    <w:p>
+      <m:oMathPara>
+        <m:oMath>
+          <m:r>
+            <w:rPr>
+              <w:rFonts w:ascii="Cambria Math" w:hAnsi="Cambria Math"/>
+            </w:rPr>
+            <m:t>GM=31.07</m:t>
+          </m:r>
+          <m:r>
+            <m:rPr>
+              <m:nor/>
+            </m:rPr>
+            <w:rPr>
+              <w:rFonts w:ascii="Arial" w:hAnsi="Arial" w:cs="Arial"/>
+            </w:rPr>
+            <m:t>  </m:t>
+          </m:r>
+          <m:r>
+            <m:rPr>
+              <m:nor/>
+            </m:rPr>
+            <m:t>s</m:t>
+          </m:r>
+          <m:r>
+            <m:rPr>
+              <m:sty m:val="p"/>
+            </m:rPr>
+            <w:br/>
+          </m:r>
+        </m:oMath>
+      </m:oMathPara>
+    </w:p>
+    <w:p>
+      <w:pPr>
+        <w:rPr>
+          <w:b/>
+          <w:bCs/>
+        </w:rPr>
+      </w:pPr>
+      <w:r>
+        <w:rPr>
+          <w:b/>
+          <w:bCs/>
+        </w:rPr>
+        <w:t>Absolutna razlika</w:t>
+      </w:r>
+    </w:p>
+    <w:p>
+      <m:oMathPara>
+        <m:oMath>
+          <m:r>
+            <m:rPr>
+              <m:sty m:val="p"/>
+            </m:rPr>
+            <w:rPr>
+              <w:rFonts w:ascii="Cambria Math" w:hAnsi="Cambria Math"/>
+            </w:rPr>
+            <m:t>Δ</m:t>
+          </m:r>
+          <m:r>
+            <w:rPr>
+              <w:rFonts w:ascii="Cambria Math" w:hAnsi="Cambria Math"/>
+            </w:rPr>
+            <m:t>=GM-</m:t>
+          </m:r>
+          <m:sSub>
+            <m:sSubPr>
+              <m:ctrlPr>
+                <w:rPr>
+                  <w:rFonts w:ascii="Cambria Math" w:hAnsi="Cambria Math"/>
+                </w:rPr>
+              </m:ctrlPr>
+            </m:sSubPr>
+            <m:e>
+              <m:r>
+                <w:rPr>
+                  <w:rFonts w:ascii="Cambria Math" w:hAnsi="Cambria Math"/>
+                </w:rPr>
+                <m:t>T</m:t>
+              </m:r>
+            </m:e>
+            <m:sub>
+              <m:r>
+                <w:rPr>
+                  <w:rFonts w:ascii="Cambria Math" w:hAnsi="Cambria Math"/>
+                </w:rPr>
+                <m:t>KLM</m:t>
+              </m:r>
+            </m:sub>
+          </m:sSub>
+          <m:r>
+            <w:rPr>
+              <w:rFonts w:ascii="Cambria Math" w:hAnsi="Cambria Math"/>
+            </w:rPr>
+            <m:t>=31.07-15.12=15.95</m:t>
+          </m:r>
+          <m:r>
+            <m:rPr>
+              <m:nor/>
+            </m:rPr>
+            <w:rPr>
+              <w:rFonts w:ascii="Arial" w:hAnsi="Arial" w:cs="Arial"/>
+            </w:rPr>
+            <m:t>  </m:t>
+          </m:r>
+          <m:r>
+            <m:rPr>
+              <m:nor/>
+            </m:rPr>
+            <m:t>s</m:t>
+          </m:r>
+          <m:r>
+            <m:rPr>
+              <m:sty m:val="p"/>
+            </m:rPr>
+            <w:br/>
+          </m:r>
+        </m:oMath>
+      </m:oMathPara>
+    </w:p>
+    <w:p>
+      <w:pPr>
+        <w:rPr>
+          <w:b/>
+          <w:bCs/>
+        </w:rPr>
+      </w:pPr>
+      <w:r>
+        <w:rPr>
+          <w:b/>
+          <w:bCs/>
+        </w:rPr>
+        <w:t>Relativna razlika (odstopanje)</w:t>
+      </w:r>
+    </w:p>
+    <w:p>
+      <m:oMathPara>
+        <m:oMath>
+          <m:r>
+            <m:rPr>
+              <m:sty m:val="p"/>
+            </m:rPr>
+            <w:rPr>
+              <w:rFonts w:ascii="Cambria Math" w:hAnsi="Cambria Math"/>
+            </w:rPr>
+            <m:t>%Δ</m:t>
+          </m:r>
+          <m:r>
+            <w:rPr>
+              <w:rFonts w:ascii="Cambria Math" w:hAnsi="Cambria Math"/>
+            </w:rPr>
+            <m:t>=</m:t>
+          </m:r>
+          <m:f>
+            <m:fPr>
+              <m:ctrlPr>
+                <w:rPr>
+                  <w:rFonts w:ascii="Cambria Math" w:hAnsi="Cambria Math"/>
+                </w:rPr>
+              </m:ctrlPr>
+            </m:fPr>
+            <m:num>
+              <m:r>
+                <w:rPr>
+                  <w:rFonts w:ascii="Cambria Math" w:hAnsi="Cambria Math"/>
+                </w:rPr>
+                <m:t>31.07-15.12</m:t>
+              </m:r>
+            </m:num>
+            <m:den>
+              <m:r>
+                <w:rPr>
+                  <w:rFonts w:ascii="Cambria Math" w:hAnsi="Cambria Math"/>
+                </w:rPr>
+                <m:t>31.07</m:t>
+              </m:r>
+            </m:den>
+          </m:f>
+          <m:r>
+            <w:rPr>
+              <w:rFonts w:ascii="Cambria Math" w:hAnsi="Cambria Math"/>
+            </w:rPr>
+            <m:t>⋅100=51.3</m:t>
+          </m:r>
+          <m:r>
+            <m:rPr>
+              <m:sty m:val="p"/>
+            </m:rPr>
+            <w:rPr>
+              <w:rFonts w:ascii="Cambria Math" w:hAnsi="Cambria Math"/>
+            </w:rPr>
+            <m:t>%</m:t>
+          </m:r>
+          <m:r>
+            <m:rPr>
+              <m:sty m:val="p"/>
+            </m:rPr>
+            <w:br/>
+          </m:r>
+        </m:oMath>
+      </m:oMathPara>
+    </w:p>
+    <w:p>
+      <w:r>
+        <w:br w:type="page"/>
+      </w:r>
+    </w:p>
+    <w:p>
+      <w:pPr>
+        <w:pStyle w:val="Naslov2"/>
+      </w:pPr>
+      <w:r>
+        <w:lastRenderedPageBreak/>
+        <w:t xml:space="preserve">Izvoz </w:t>
+      </w:r>
+      <w:proofErr w:type="spellStart"/>
+      <w:r>
+        <w:t>csv</w:t>
+      </w:r>
+      <w:proofErr w:type="spellEnd"/>
+      <w:r>
+        <w:t xml:space="preserve"> datotek z navadami predviden čas</w:t>
+      </w:r>
+    </w:p>
+    <w:p>
+      <w:r>
+        <w:t>Kaj potrebujete</w:t>
+      </w:r>
+    </w:p>
+    <w:p>
+      <w:r>
+        <w:t>- Dostop do spletne strani (https://habit-tracker-roan-xi.vercel.app/)</w:t>
+      </w:r>
+    </w:p>
+    <w:p>
+      <w:r>
+        <w:t xml:space="preserve">- Pripravljeno </w:t>
+      </w:r>
+      <w:proofErr w:type="spellStart"/>
+      <w:r>
+        <w:t>csv</w:t>
+      </w:r>
+      <w:proofErr w:type="spellEnd"/>
+      <w:r>
+        <w:t xml:space="preserve"> datoteko</w:t>
+      </w:r>
+    </w:p>
+    <w:p>
+      <w:r>
+        <w:t>- Osnovno znanje dela z brskalnikom in datotekami (CSV)</w:t>
+      </w:r>
+    </w:p>
+    <w:p/>
+    <w:p>
+      <w:r>
+        <w:t>Koraki (osnovni, priporočeni)</w:t>
+      </w:r>
+    </w:p>
+    <w:p>
+      <w:r>
+        <w:t>1. Odprite aplikacijo Habit-</w:t>
+      </w:r>
+      <w:proofErr w:type="spellStart"/>
+      <w:r>
+        <w:t>Tracker</w:t>
+      </w:r>
+      <w:proofErr w:type="spellEnd"/>
+      <w:r>
+        <w:t xml:space="preserve"> https://habit-tracker-roan-xi.vercel.app/</w:t>
+      </w:r>
+    </w:p>
+    <w:p>
+      <w:r>
+        <w:t xml:space="preserve">2. Pomaknite miško na gumb </w:t>
+      </w:r>
+      <w:proofErr w:type="spellStart"/>
+      <w:r>
+        <w:t>Export</w:t>
+      </w:r>
+      <w:proofErr w:type="spellEnd"/>
+      <w:r>
+        <w:t xml:space="preserve"> CSV in kliknite</w:t>
+      </w:r>
+    </w:p>
+    <w:p>
+      <w:r>
+        <w:t xml:space="preserve">3. Poiščite prostor kamor boste shranili ustvarjeno </w:t>
+      </w:r>
+      <w:proofErr w:type="spellStart"/>
+      <w:r>
+        <w:t>csv</w:t>
+      </w:r>
+      <w:proofErr w:type="spellEnd"/>
+      <w:r>
+        <w:t xml:space="preserve"> datoteko in jo shranite.</w:t>
+      </w:r>
+    </w:p>
+    <w:p>
+      <w:r>
+        <w:t>4. Datoteka se je shranila na vaš sistem. Poiščite jo in jo preglejte</w:t>
+      </w:r>
+    </w:p>
+    <w:p/>
+    <w:p/>
+    <w:tbl>
+      <w:tblPr>
+        <w:tblW w:w="9064" w:type="dxa"/>
+        <w:tblBorders>
+          <w:top w:val="single" w:sz="4" w:space="0" w:color="auto"/>
+          <w:left w:val="single" w:sz="4" w:space="0" w:color="auto"/>
+          <w:bottom w:val="single" w:sz="4" w:space="0" w:color="auto"/>
+          <w:right w:val="single" w:sz="4" w:space="0" w:color="auto"/>
+          <w:insideH w:val="single" w:sz="4" w:space="0" w:color="auto"/>
+          <w:insideV w:val="single" w:sz="4" w:space="0" w:color="auto"/>
+        </w:tblBorders>
+        <w:tblCellMar>
+          <w:left w:w="70" w:type="dxa"/>
+          <w:right w:w="70" w:type="dxa"/>
+        </w:tblCellMar>
+        <w:tblLook w:val="04A0" w:firstRow="1" w:lastRow="0" w:firstColumn="1" w:lastColumn="0" w:noHBand="0" w:noVBand="1"/>
+      </w:tblPr>
+      <w:tblGrid>
+        <w:gridCol w:w="7225"/>
+        <w:gridCol w:w="1839"/>
+      </w:tblGrid>
+      <w:tr>
+        <w:trPr>
+          <w:trHeight w:val="586"/>
+        </w:trPr>
+        <w:tc>
+          <w:tcPr>
+            <w:tcW w:w="7225" w:type="dxa"/>
+            <w:vAlign w:val="center"/>
+            <w:hideMark/>
+          </w:tcPr>
+          <w:p>
+            <w:pPr>
+              <w:spacing w:after="0" w:line="240" w:lineRule="auto"/>
+              <w:jc w:val="center"/>
+              <w:rPr>
+                <w:rFonts w:ascii="Aptos Narrow" w:eastAsia="Times New Roman" w:hAnsi="Aptos Narrow" w:cs="Times New Roman"/>
+                <w:b/>
+                <w:bCs/>
+                <w:color w:val="000000"/>
+                <w:kern w:val="0"/>
+                <w:sz w:val="22"/>
+                <w:szCs w:val="22"/>
+                <w:lang w:eastAsia="sl-SI"/>
+                <w14:ligatures w14:val="none"/>
+              </w:rPr>
+            </w:pPr>
+            <w:r>
+              <w:rPr>
+                <w:rFonts w:ascii="Aptos Narrow" w:eastAsia="Times New Roman" w:hAnsi="Aptos Narrow" w:cs="Times New Roman"/>
+                <w:b/>
+                <w:bCs/>
+                <w:color w:val="000000"/>
+                <w:kern w:val="0"/>
+                <w:sz w:val="22"/>
+                <w:szCs w:val="22"/>
+                <w:lang w:eastAsia="sl-SI"/>
+                <w14:ligatures w14:val="none"/>
+              </w:rPr>
+              <w:t>KORAK</w:t>
+            </w:r>
+          </w:p>
+        </w:tc>
+        <w:tc>
+          <w:tcPr>
+            <w:tcW w:w="1839" w:type="dxa"/>
+            <w:vAlign w:val="center"/>
+            <w:hideMark/>
+          </w:tcPr>
+          <w:p>
+            <w:pPr>
+              <w:spacing w:after="0" w:line="240" w:lineRule="auto"/>
+              <w:jc w:val="center"/>
+              <w:rPr>
+                <w:rFonts w:ascii="Aptos Narrow" w:eastAsia="Times New Roman" w:hAnsi="Aptos Narrow" w:cs="Times New Roman"/>
+                <w:b/>
+                <w:bCs/>
+                <w:color w:val="000000"/>
+                <w:kern w:val="0"/>
+                <w:sz w:val="22"/>
+                <w:szCs w:val="22"/>
+                <w:lang w:eastAsia="sl-SI"/>
+                <w14:ligatures w14:val="none"/>
+              </w:rPr>
+            </w:pPr>
+            <w:r>
+              <w:rPr>
+                <w:rFonts w:ascii="Aptos Narrow" w:eastAsia="Times New Roman" w:hAnsi="Aptos Narrow" w:cs="Times New Roman"/>
+                <w:b/>
+                <w:bCs/>
+                <w:color w:val="000000"/>
+                <w:kern w:val="0"/>
+                <w:sz w:val="22"/>
+                <w:szCs w:val="22"/>
+                <w:lang w:eastAsia="sl-SI"/>
+                <w14:ligatures w14:val="none"/>
+              </w:rPr>
+              <w:t>ČAS</w:t>
+            </w:r>
+          </w:p>
+        </w:tc>
+      </w:tr>
+      <w:tr>
+        <w:trPr>
+          <w:trHeight w:val="586"/>
+        </w:trPr>
+        <w:tc>
+          <w:tcPr>
+            <w:tcW w:w="7225" w:type="dxa"/>
+            <w:vAlign w:val="center"/>
+            <w:hideMark/>
+          </w:tcPr>
+          <w:p>
+            <w:pPr>
+              <w:spacing w:after="0" w:line="240" w:lineRule="auto"/>
+              <w:rPr>
+                <w:rFonts w:ascii="Aptos Narrow" w:eastAsia="Times New Roman" w:hAnsi="Aptos Narrow" w:cs="Times New Roman"/>
+                <w:color w:val="467886"/>
+                <w:kern w:val="0"/>
+                <w:sz w:val="22"/>
+                <w:szCs w:val="22"/>
+                <w:u w:val="single"/>
+                <w:lang w:eastAsia="sl-SI"/>
+                <w14:ligatures w14:val="none"/>
+              </w:rPr>
+            </w:pPr>
+            <w:hyperlink r:id="rId6" w:history="1">
+              <w:r>
+                <w:rPr>
+                  <w:rFonts w:ascii="Aptos Narrow" w:eastAsia="Times New Roman" w:hAnsi="Aptos Narrow" w:cs="Times New Roman"/>
+                  <w:color w:val="467886"/>
+                  <w:kern w:val="0"/>
+                  <w:sz w:val="22"/>
+                  <w:szCs w:val="22"/>
+                  <w:u w:val="single"/>
+                  <w:lang w:eastAsia="sl-SI"/>
+                  <w14:ligatures w14:val="none"/>
+                </w:rPr>
+                <w:t>1. Odpri spletno stran. (https://habit-tracker-roan-xi.vercel.app/)</w:t>
+              </w:r>
+            </w:hyperlink>
+          </w:p>
+        </w:tc>
+        <w:tc>
+          <w:tcPr>
+            <w:tcW w:w="1839" w:type="dxa"/>
+            <w:vAlign w:val="center"/>
+            <w:hideMark/>
+          </w:tcPr>
+          <w:p>
+            <w:pPr>
+              <w:spacing w:after="0" w:line="240" w:lineRule="auto"/>
+              <w:rPr>
+                <w:rFonts w:ascii="Aptos Narrow" w:eastAsia="Times New Roman" w:hAnsi="Aptos Narrow" w:cs="Times New Roman"/>
+                <w:b/>
+                <w:bCs/>
+                <w:color w:val="000000"/>
+                <w:kern w:val="0"/>
+                <w:sz w:val="22"/>
+                <w:szCs w:val="22"/>
+                <w:lang w:eastAsia="sl-SI"/>
+                <w14:ligatures w14:val="none"/>
+              </w:rPr>
+            </w:pPr>
+            <w:r>
+              <w:rPr>
+                <w:rFonts w:ascii="Aptos Narrow" w:eastAsia="Times New Roman" w:hAnsi="Aptos Narrow" w:cs="Times New Roman"/>
+                <w:b/>
+                <w:bCs/>
+                <w:color w:val="000000"/>
+                <w:kern w:val="0"/>
+                <w:sz w:val="22"/>
+                <w:szCs w:val="22"/>
+                <w:lang w:eastAsia="sl-SI"/>
+                <w14:ligatures w14:val="none"/>
+              </w:rPr>
+              <w:t>1.330 ms</w:t>
+            </w:r>
+          </w:p>
+        </w:tc>
+      </w:tr>
+      <w:tr>
+        <w:trPr>
+          <w:trHeight w:val="912"/>
+        </w:trPr>
+        <w:tc>
+          <w:tcPr>
+            <w:tcW w:w="7225" w:type="dxa"/>
+            <w:vAlign w:val="center"/>
+            <w:hideMark/>
+          </w:tcPr>
+          <w:p>
+            <w:pPr>
+              <w:spacing w:after="0" w:line="240" w:lineRule="auto"/>
+              <w:rPr>
+                <w:rFonts w:ascii="Aptos Narrow" w:eastAsia="Times New Roman" w:hAnsi="Aptos Narrow" w:cs="Times New Roman"/>
+                <w:color w:val="000000"/>
+                <w:kern w:val="0"/>
+                <w:sz w:val="22"/>
+                <w:szCs w:val="22"/>
+                <w:lang w:eastAsia="sl-SI"/>
+                <w14:ligatures w14:val="none"/>
+              </w:rPr>
+            </w:pPr>
+            <w:r>
+              <w:rPr>
+                <w:rFonts w:ascii="Aptos Narrow" w:eastAsia="Times New Roman" w:hAnsi="Aptos Narrow" w:cs="Times New Roman"/>
+                <w:color w:val="000000"/>
+                <w:kern w:val="0"/>
+                <w:sz w:val="22"/>
+                <w:szCs w:val="22"/>
+                <w:lang w:eastAsia="sl-SI"/>
+                <w14:ligatures w14:val="none"/>
+              </w:rPr>
+              <w:t xml:space="preserve">2. Izvozi </w:t>
             </w:r>
             <w:proofErr w:type="spellStart"/>
             <w:r>
+              <w:rPr>
+                <w:rFonts w:ascii="Aptos Narrow" w:eastAsia="Times New Roman" w:hAnsi="Aptos Narrow" w:cs="Times New Roman"/>
+                <w:color w:val="000000"/>
+                <w:kern w:val="0"/>
+                <w:sz w:val="22"/>
+                <w:szCs w:val="22"/>
+                <w:lang w:eastAsia="sl-SI"/>
+                <w14:ligatures w14:val="none"/>
+              </w:rPr>
               <w:t>csv</w:t>
             </w:r>
             <w:proofErr w:type="spellEnd"/>
             <w:r>
+              <w:rPr>
+                <w:rFonts w:ascii="Aptos Narrow" w:eastAsia="Times New Roman" w:hAnsi="Aptos Narrow" w:cs="Times New Roman"/>
+                <w:color w:val="000000"/>
+                <w:kern w:val="0"/>
+                <w:sz w:val="22"/>
+                <w:szCs w:val="22"/>
+                <w:lang w:eastAsia="sl-SI"/>
+                <w14:ligatures w14:val="none"/>
+              </w:rPr>
               <w:t xml:space="preserve"> s podatki vseh navad.</w:t>
             </w:r>
           </w:p>
-          <w:p/>
-        </w:tc>
-        <w:tc>
-          <w:tcPr>
-            <w:tcW w:w="1129" w:type="dxa"/>
-          </w:tcPr>
-          <w:p/>
-        </w:tc>
-      </w:tr>
-      <w:tr>
-        <w:tc>
-          <w:tcPr>
-            <w:tcW w:w="7933" w:type="dxa"/>
-          </w:tcPr>
-          <w:p>
-            <w:r>
+        </w:tc>
+        <w:tc>
+          <w:tcPr>
+            <w:tcW w:w="1839" w:type="dxa"/>
+            <w:vAlign w:val="center"/>
+            <w:hideMark/>
+          </w:tcPr>
+          <w:p>
+            <w:pPr>
+              <w:spacing w:after="0" w:line="240" w:lineRule="auto"/>
+              <w:rPr>
+                <w:rFonts w:ascii="Aptos Narrow" w:eastAsia="Times New Roman" w:hAnsi="Aptos Narrow" w:cs="Times New Roman"/>
+                <w:b/>
+                <w:bCs/>
+                <w:color w:val="000000"/>
+                <w:kern w:val="0"/>
+                <w:sz w:val="22"/>
+                <w:szCs w:val="22"/>
+                <w:lang w:eastAsia="sl-SI"/>
+                <w14:ligatures w14:val="none"/>
+              </w:rPr>
+            </w:pPr>
+            <w:r>
+              <w:rPr>
+                <w:rFonts w:ascii="Aptos Narrow" w:eastAsia="Times New Roman" w:hAnsi="Aptos Narrow" w:cs="Times New Roman"/>
+                <w:b/>
+                <w:bCs/>
+                <w:color w:val="000000"/>
+                <w:kern w:val="0"/>
+                <w:sz w:val="22"/>
+                <w:szCs w:val="22"/>
+                <w:lang w:eastAsia="sl-SI"/>
+                <w14:ligatures w14:val="none"/>
+              </w:rPr>
+              <w:t>1.330 ms</w:t>
+            </w:r>
+          </w:p>
+        </w:tc>
+      </w:tr>
+      <w:tr>
+        <w:trPr>
+          <w:trHeight w:val="325"/>
+        </w:trPr>
+        <w:tc>
+          <w:tcPr>
+            <w:tcW w:w="7225" w:type="dxa"/>
+            <w:vAlign w:val="center"/>
+            <w:hideMark/>
+          </w:tcPr>
+          <w:p>
+            <w:pPr>
+              <w:spacing w:after="0" w:line="240" w:lineRule="auto"/>
+              <w:rPr>
+                <w:rFonts w:ascii="Aptos Narrow" w:eastAsia="Times New Roman" w:hAnsi="Aptos Narrow" w:cs="Times New Roman"/>
+                <w:color w:val="000000"/>
+                <w:kern w:val="0"/>
+                <w:sz w:val="22"/>
+                <w:szCs w:val="22"/>
+                <w:lang w:eastAsia="sl-SI"/>
+                <w14:ligatures w14:val="none"/>
+              </w:rPr>
+            </w:pPr>
+            <w:r>
+              <w:rPr>
+                <w:rFonts w:ascii="Aptos Narrow" w:eastAsia="Times New Roman" w:hAnsi="Aptos Narrow" w:cs="Times New Roman"/>
+                <w:color w:val="000000"/>
+                <w:kern w:val="0"/>
+                <w:sz w:val="22"/>
+                <w:szCs w:val="22"/>
+                <w:lang w:eastAsia="sl-SI"/>
+                <w14:ligatures w14:val="none"/>
+              </w:rPr>
               <w:t xml:space="preserve">3. Shrani </w:t>
             </w:r>
             <w:proofErr w:type="spellStart"/>
             <w:r>
+              <w:rPr>
+                <w:rFonts w:ascii="Aptos Narrow" w:eastAsia="Times New Roman" w:hAnsi="Aptos Narrow" w:cs="Times New Roman"/>
+                <w:color w:val="000000"/>
+                <w:kern w:val="0"/>
+                <w:sz w:val="22"/>
+                <w:szCs w:val="22"/>
+                <w:lang w:eastAsia="sl-SI"/>
+                <w14:ligatures w14:val="none"/>
+              </w:rPr>
               <w:t>csv</w:t>
             </w:r>
             <w:proofErr w:type="spellEnd"/>
             <w:r>
+              <w:rPr>
+                <w:rFonts w:ascii="Aptos Narrow" w:eastAsia="Times New Roman" w:hAnsi="Aptos Narrow" w:cs="Times New Roman"/>
+                <w:color w:val="000000"/>
+                <w:kern w:val="0"/>
+                <w:sz w:val="22"/>
+                <w:szCs w:val="22"/>
+                <w:lang w:eastAsia="sl-SI"/>
+                <w14:ligatures w14:val="none"/>
+              </w:rPr>
               <w:t xml:space="preserve"> s podatki vseh navad.</w:t>
             </w:r>
           </w:p>
         </w:tc>
         <w:tc>
           <w:tcPr>
-            <w:tcW w:w="1129" w:type="dxa"/>
-          </w:tcPr>
-          <w:p/>
-        </w:tc>
-      </w:tr>
-      <w:tr>
-        <w:tc>
-          <w:tcPr>
-            <w:tcW w:w="7933" w:type="dxa"/>
-          </w:tcPr>
-          <w:p>
-            <w:r>
+            <w:tcW w:w="1839" w:type="dxa"/>
+            <w:vAlign w:val="center"/>
+            <w:hideMark/>
+          </w:tcPr>
+          <w:p>
+            <w:pPr>
+              <w:spacing w:after="0" w:line="240" w:lineRule="auto"/>
+              <w:rPr>
+                <w:rFonts w:ascii="Aptos Narrow" w:eastAsia="Times New Roman" w:hAnsi="Aptos Narrow" w:cs="Times New Roman"/>
+                <w:b/>
+                <w:bCs/>
+                <w:color w:val="000000"/>
+                <w:kern w:val="0"/>
+                <w:sz w:val="22"/>
+                <w:szCs w:val="22"/>
+                <w:lang w:eastAsia="sl-SI"/>
+                <w14:ligatures w14:val="none"/>
+              </w:rPr>
+            </w:pPr>
+            <w:r>
+              <w:rPr>
+                <w:rFonts w:ascii="Aptos Narrow" w:eastAsia="Times New Roman" w:hAnsi="Aptos Narrow" w:cs="Times New Roman"/>
+                <w:b/>
+                <w:bCs/>
+                <w:color w:val="000000"/>
+                <w:kern w:val="0"/>
+                <w:sz w:val="22"/>
+                <w:szCs w:val="22"/>
+                <w:lang w:eastAsia="sl-SI"/>
+                <w14:ligatures w14:val="none"/>
+              </w:rPr>
+              <w:t>1.330 ms</w:t>
+            </w:r>
+          </w:p>
+        </w:tc>
+      </w:tr>
+      <w:tr>
+        <w:trPr>
+          <w:trHeight w:val="390"/>
+        </w:trPr>
+        <w:tc>
+          <w:tcPr>
+            <w:tcW w:w="7225" w:type="dxa"/>
+            <w:vAlign w:val="center"/>
+            <w:hideMark/>
+          </w:tcPr>
+          <w:p>
+            <w:pPr>
+              <w:spacing w:after="0" w:line="240" w:lineRule="auto"/>
+              <w:rPr>
+                <w:rFonts w:ascii="Aptos Narrow" w:eastAsia="Times New Roman" w:hAnsi="Aptos Narrow" w:cs="Times New Roman"/>
+                <w:color w:val="000000"/>
+                <w:kern w:val="0"/>
+                <w:sz w:val="22"/>
+                <w:szCs w:val="22"/>
+                <w:lang w:eastAsia="sl-SI"/>
+                <w14:ligatures w14:val="none"/>
+              </w:rPr>
+            </w:pPr>
+            <w:r>
+              <w:rPr>
+                <w:rFonts w:ascii="Aptos Narrow" w:eastAsia="Times New Roman" w:hAnsi="Aptos Narrow" w:cs="Times New Roman"/>
+                <w:color w:val="000000"/>
+                <w:kern w:val="0"/>
+                <w:sz w:val="22"/>
+                <w:szCs w:val="22"/>
+                <w:lang w:eastAsia="sl-SI"/>
+                <w14:ligatures w14:val="none"/>
+              </w:rPr>
               <w:t>4. Odpri shranjeno datoteko in preglej navade.</w:t>
             </w:r>
           </w:p>
         </w:tc>
         <w:tc>
           <w:tcPr>
-            <w:tcW w:w="1129" w:type="dxa"/>
-          </w:tcPr>
-          <w:p/>
+            <w:tcW w:w="1839" w:type="dxa"/>
+            <w:vAlign w:val="center"/>
+            <w:hideMark/>
+          </w:tcPr>
+          <w:p>
+            <w:pPr>
+              <w:spacing w:after="0" w:line="240" w:lineRule="auto"/>
+              <w:rPr>
+                <w:rFonts w:ascii="Aptos Narrow" w:eastAsia="Times New Roman" w:hAnsi="Aptos Narrow" w:cs="Times New Roman"/>
+                <w:b/>
+                <w:bCs/>
+                <w:color w:val="000000"/>
+                <w:kern w:val="0"/>
+                <w:sz w:val="22"/>
+                <w:szCs w:val="22"/>
+                <w:lang w:eastAsia="sl-SI"/>
+                <w14:ligatures w14:val="none"/>
+              </w:rPr>
+            </w:pPr>
+            <w:r>
+              <w:rPr>
+                <w:rFonts w:ascii="Aptos Narrow" w:eastAsia="Times New Roman" w:hAnsi="Aptos Narrow" w:cs="Times New Roman"/>
+                <w:b/>
+                <w:bCs/>
+                <w:color w:val="000000"/>
+                <w:kern w:val="0"/>
+                <w:sz w:val="22"/>
+                <w:szCs w:val="22"/>
+                <w:lang w:eastAsia="sl-SI"/>
+                <w14:ligatures w14:val="none"/>
+              </w:rPr>
+              <w:t>1.330 ms</w:t>
+            </w:r>
+          </w:p>
+        </w:tc>
+      </w:tr>
+      <w:tr>
+        <w:trPr>
+          <w:trHeight w:val="260"/>
+        </w:trPr>
+        <w:tc>
+          <w:tcPr>
+            <w:tcW w:w="7225" w:type="dxa"/>
+            <w:vAlign w:val="center"/>
+            <w:hideMark/>
+          </w:tcPr>
+          <w:p>
+            <w:pPr>
+              <w:spacing w:after="0" w:line="240" w:lineRule="auto"/>
+              <w:rPr>
+                <w:rFonts w:ascii="Aptos Narrow" w:eastAsia="Times New Roman" w:hAnsi="Aptos Narrow" w:cs="Times New Roman"/>
+                <w:b/>
+                <w:bCs/>
+                <w:color w:val="000000"/>
+                <w:kern w:val="0"/>
+                <w:sz w:val="22"/>
+                <w:szCs w:val="22"/>
+                <w:lang w:eastAsia="sl-SI"/>
+                <w14:ligatures w14:val="none"/>
+              </w:rPr>
+            </w:pPr>
+            <w:r>
+              <w:rPr>
+                <w:rFonts w:ascii="Aptos Narrow" w:eastAsia="Times New Roman" w:hAnsi="Aptos Narrow" w:cs="Times New Roman"/>
+                <w:b/>
+                <w:bCs/>
+                <w:color w:val="000000"/>
+                <w:kern w:val="0"/>
+                <w:sz w:val="22"/>
+                <w:szCs w:val="22"/>
+                <w:lang w:eastAsia="sl-SI"/>
+                <w14:ligatures w14:val="none"/>
+              </w:rPr>
+              <w:t>Skupen čas izvedbe primera</w:t>
+            </w:r>
+          </w:p>
+        </w:tc>
+        <w:tc>
+          <w:tcPr>
+            <w:tcW w:w="1839" w:type="dxa"/>
+            <w:vAlign w:val="center"/>
+            <w:hideMark/>
+          </w:tcPr>
+          <w:p>
+            <w:pPr>
+              <w:spacing w:after="0" w:line="240" w:lineRule="auto"/>
+              <w:rPr>
+                <w:rFonts w:ascii="Aptos Narrow" w:eastAsia="Times New Roman" w:hAnsi="Aptos Narrow" w:cs="Times New Roman"/>
+                <w:b/>
+                <w:bCs/>
+                <w:color w:val="000000"/>
+                <w:kern w:val="0"/>
+                <w:sz w:val="22"/>
+                <w:szCs w:val="22"/>
+                <w:lang w:eastAsia="sl-SI"/>
+                <w14:ligatures w14:val="none"/>
+              </w:rPr>
+            </w:pPr>
+            <w:r>
+              <w:rPr>
+                <w:rFonts w:ascii="Aptos Narrow" w:eastAsia="Times New Roman" w:hAnsi="Aptos Narrow" w:cs="Times New Roman"/>
+                <w:b/>
+                <w:bCs/>
+                <w:color w:val="000000"/>
+                <w:kern w:val="0"/>
+                <w:sz w:val="22"/>
+                <w:szCs w:val="22"/>
+                <w:lang w:eastAsia="sl-SI"/>
+                <w14:ligatures w14:val="none"/>
+              </w:rPr>
+              <w:t>5.320 ms (≈ 5,32 s)</w:t>
+            </w:r>
+          </w:p>
         </w:tc>
       </w:tr>
     </w:tbl>
     <w:p/>
+    <w:p/>
+    <w:p/>
+    <w:tbl>
+      <w:tblPr>
+        <w:tblStyle w:val="Tabelamrea"/>
+        <w:tblW w:w="0" w:type="auto"/>
+        <w:tblLook w:val="04A0" w:firstRow="1" w:lastRow="0" w:firstColumn="1" w:lastColumn="0" w:noHBand="0" w:noVBand="1"/>
+      </w:tblPr>
+      <w:tblGrid>
+        <w:gridCol w:w="7933"/>
+        <w:gridCol w:w="1129"/>
+      </w:tblGrid>
+      <w:tr>
+        <w:tc>
+          <w:tcPr>
+            <w:tcW w:w="7933" w:type="dxa"/>
+          </w:tcPr>
+          <w:p>
+            <w:pPr>
+              <w:rPr>
+                <w:b/>
+                <w:bCs/>
+              </w:rPr>
+            </w:pPr>
+            <w:r>
+              <w:rPr>
+                <w:b/>
+                <w:bCs/>
+              </w:rPr>
+              <w:t>KORAK</w:t>
+            </w:r>
+          </w:p>
+        </w:tc>
+        <w:tc>
+          <w:tcPr>
+            <w:tcW w:w="1129" w:type="dxa"/>
+          </w:tcPr>
+          <w:p>
+            <w:pPr>
+              <w:rPr>
+                <w:b/>
+                <w:bCs/>
+              </w:rPr>
+            </w:pPr>
+            <w:r>
+              <w:rPr>
+                <w:b/>
+                <w:bCs/>
+              </w:rPr>
+              <w:t>ČAS</w:t>
+            </w:r>
+          </w:p>
+        </w:tc>
+      </w:tr>
+      <w:tr>
+        <w:tc>
+          <w:tcPr>
+            <w:tcW w:w="7933" w:type="dxa"/>
+          </w:tcPr>
+          <w:p>
+            <w:r>
+              <w:t>1. Odpri spletno stran. (https://habit-tracker-roan-xi.vercel.app/)</w:t>
+            </w:r>
+          </w:p>
+        </w:tc>
+        <w:tc>
+          <w:tcPr>
+            <w:tcW w:w="1129" w:type="dxa"/>
+          </w:tcPr>
+          <w:p>
+            <w:r>
+              <w:t>1.66</w:t>
+            </w:r>
+          </w:p>
+        </w:tc>
+      </w:tr>
+      <w:tr>
+        <w:tc>
+          <w:tcPr>
+            <w:tcW w:w="7933" w:type="dxa"/>
+          </w:tcPr>
+          <w:p>
+            <w:r>
+              <w:t xml:space="preserve">2. </w:t>
+            </w:r>
+            <w:r>
+              <w:t xml:space="preserve">Izvozi </w:t>
+            </w:r>
+            <w:proofErr w:type="spellStart"/>
+            <w:r>
+              <w:t>csv</w:t>
+            </w:r>
+            <w:proofErr w:type="spellEnd"/>
+            <w:r>
+              <w:t xml:space="preserve"> s podatki vseh navad.</w:t>
+            </w:r>
+          </w:p>
+          <w:p/>
+        </w:tc>
+        <w:tc>
+          <w:tcPr>
+            <w:tcW w:w="1129" w:type="dxa"/>
+          </w:tcPr>
+          <w:p>
+            <w:r>
+              <w:t>1.79</w:t>
+            </w:r>
+          </w:p>
+        </w:tc>
+      </w:tr>
+      <w:tr>
+        <w:tc>
+          <w:tcPr>
+            <w:tcW w:w="7933" w:type="dxa"/>
+          </w:tcPr>
+          <w:p>
+            <w:r>
+              <w:t xml:space="preserve">3. Shrani </w:t>
+            </w:r>
+            <w:proofErr w:type="spellStart"/>
+            <w:r>
+              <w:t>csv</w:t>
+            </w:r>
+            <w:proofErr w:type="spellEnd"/>
+            <w:r>
+              <w:t xml:space="preserve"> s podatki vseh navad.</w:t>
+            </w:r>
+          </w:p>
+        </w:tc>
+        <w:tc>
+          <w:tcPr>
+            <w:tcW w:w="1129" w:type="dxa"/>
+          </w:tcPr>
+          <w:p>
+            <w:r>
+              <w:t>2.55</w:t>
+            </w:r>
+          </w:p>
+        </w:tc>
+      </w:tr>
+      <w:tr>
+        <w:tc>
+          <w:tcPr>
+            <w:tcW w:w="7933" w:type="dxa"/>
+          </w:tcPr>
+          <w:p>
+            <w:r>
+              <w:t>4. Odpri shranjeno datoteko in preglej navade.</w:t>
+            </w:r>
+          </w:p>
+        </w:tc>
+        <w:tc>
+          <w:tcPr>
+            <w:tcW w:w="1129" w:type="dxa"/>
+          </w:tcPr>
+          <w:p>
+            <w:r>
+              <w:t>1.33</w:t>
+            </w:r>
+          </w:p>
+        </w:tc>
+      </w:tr>
+      <w:tr>
+        <w:tc>
+          <w:tcPr>
+            <w:tcW w:w="7933" w:type="dxa"/>
+          </w:tcPr>
+          <w:p>
+            <w:r>
+              <w:t>SKUPEN ČAS</w:t>
+            </w:r>
+          </w:p>
+        </w:tc>
+        <w:tc>
+          <w:tcPr>
+            <w:tcW w:w="1129" w:type="dxa"/>
+          </w:tcPr>
+          <w:p>
+            <w:r>
+              <w:t>7.33</w:t>
+            </w:r>
+          </w:p>
+        </w:tc>
+      </w:tr>
+    </w:tbl>
+    <w:p/>
+    <w:p>
+      <w:pPr>
+        <w:pStyle w:val="Naslov2"/>
+      </w:pPr>
+      <w:r>
+        <w:lastRenderedPageBreak/>
+        <w:t xml:space="preserve">Izvoz </w:t>
+      </w:r>
+      <w:proofErr w:type="spellStart"/>
+      <w:r>
+        <w:t>csv</w:t>
+      </w:r>
+      <w:proofErr w:type="spellEnd"/>
+      <w:r>
+        <w:t xml:space="preserve"> datotek z navadami</w:t>
+      </w:r>
+    </w:p>
+    <w:tbl>
+      <w:tblPr>
+        <w:tblStyle w:val="Tabelamrea"/>
+        <w:tblW w:w="0" w:type="auto"/>
+        <w:tblLook w:val="04A0" w:firstRow="1" w:lastRow="0" w:firstColumn="1" w:lastColumn="0" w:noHBand="0" w:noVBand="1"/>
+      </w:tblPr>
+      <w:tblGrid>
+        <w:gridCol w:w="7933"/>
+        <w:gridCol w:w="1129"/>
+      </w:tblGrid>
+      <w:tr>
+        <w:tc>
+          <w:tcPr>
+            <w:tcW w:w="7933" w:type="dxa"/>
+          </w:tcPr>
+          <w:p>
+            <w:pPr>
+              <w:rPr>
+                <w:b/>
+                <w:bCs/>
+              </w:rPr>
+            </w:pPr>
+            <w:r>
+              <w:rPr>
+                <w:b/>
+                <w:bCs/>
+              </w:rPr>
+              <w:t>KORAK</w:t>
+            </w:r>
+          </w:p>
+        </w:tc>
+        <w:tc>
+          <w:tcPr>
+            <w:tcW w:w="1129" w:type="dxa"/>
+          </w:tcPr>
+          <w:p>
+            <w:pPr>
+              <w:rPr>
+                <w:b/>
+                <w:bCs/>
+              </w:rPr>
+            </w:pPr>
+            <w:r>
+              <w:rPr>
+                <w:b/>
+                <w:bCs/>
+              </w:rPr>
+              <w:t>ČAS</w:t>
+            </w:r>
+          </w:p>
+        </w:tc>
+      </w:tr>
+      <w:tr>
+        <w:tc>
+          <w:tcPr>
+            <w:tcW w:w="7933" w:type="dxa"/>
+          </w:tcPr>
+          <w:p>
+            <w:r>
+              <w:t>1. Odpri spletno stran. (https://habit-tracker-roan-xi.vercel.app/)</w:t>
+            </w:r>
+          </w:p>
+        </w:tc>
+        <w:tc>
+          <w:tcPr>
+            <w:tcW w:w="1129" w:type="dxa"/>
+          </w:tcPr>
+          <w:p>
+            <w:r>
+              <w:t>2.11</w:t>
+            </w:r>
+          </w:p>
+        </w:tc>
+      </w:tr>
+      <w:tr>
+        <w:tc>
+          <w:tcPr>
+            <w:tcW w:w="7933" w:type="dxa"/>
+          </w:tcPr>
+          <w:p>
+            <w:r>
+              <w:t xml:space="preserve">2. </w:t>
+            </w:r>
+            <w:r>
+              <w:t xml:space="preserve">Izvozi </w:t>
+            </w:r>
+            <w:proofErr w:type="spellStart"/>
+            <w:r>
+              <w:t>csv</w:t>
+            </w:r>
+            <w:proofErr w:type="spellEnd"/>
+            <w:r>
+              <w:t xml:space="preserve"> s podatki vseh navad.</w:t>
+            </w:r>
+          </w:p>
+          <w:p/>
+        </w:tc>
+        <w:tc>
+          <w:tcPr>
+            <w:tcW w:w="1129" w:type="dxa"/>
+          </w:tcPr>
+          <w:p>
+            <w:r>
+              <w:t>4.08</w:t>
+            </w:r>
+          </w:p>
+        </w:tc>
+      </w:tr>
+      <w:tr>
+        <w:tc>
+          <w:tcPr>
+            <w:tcW w:w="7933" w:type="dxa"/>
+          </w:tcPr>
+          <w:p>
+            <w:r>
+              <w:t xml:space="preserve">3. Shrani </w:t>
+            </w:r>
+            <w:proofErr w:type="spellStart"/>
+            <w:r>
+              <w:t>csv</w:t>
+            </w:r>
+            <w:proofErr w:type="spellEnd"/>
+            <w:r>
+              <w:t xml:space="preserve"> s podatki vseh navad.</w:t>
+            </w:r>
+          </w:p>
+        </w:tc>
+        <w:tc>
+          <w:tcPr>
+            <w:tcW w:w="1129" w:type="dxa"/>
+          </w:tcPr>
+          <w:p>
+            <w:r>
+              <w:t>7.92</w:t>
+            </w:r>
+          </w:p>
+        </w:tc>
+      </w:tr>
+      <w:tr>
+        <w:tc>
+          <w:tcPr>
+            <w:tcW w:w="7933" w:type="dxa"/>
+          </w:tcPr>
+          <w:p>
+            <w:r>
+              <w:t>4. Odpri shranjeno datoteko in preglej navade.</w:t>
+            </w:r>
+          </w:p>
+        </w:tc>
+        <w:tc>
+          <w:tcPr>
+            <w:tcW w:w="1129" w:type="dxa"/>
+          </w:tcPr>
+          <w:p>
+            <w:r>
+              <w:t>9.82</w:t>
+            </w:r>
+          </w:p>
+        </w:tc>
+      </w:tr>
+      <w:tr>
+        <w:tc>
+          <w:tcPr>
+            <w:tcW w:w="7933" w:type="dxa"/>
+          </w:tcPr>
+          <w:p>
+            <w:r>
+              <w:t>SKUPEN ČAS</w:t>
+            </w:r>
+          </w:p>
+        </w:tc>
+        <w:tc>
+          <w:tcPr>
+            <w:tcW w:w="1129" w:type="dxa"/>
+          </w:tcPr>
+          <w:p>
+            <w:r>
+              <w:t>23.93</w:t>
+            </w:r>
+          </w:p>
+        </w:tc>
+      </w:tr>
+    </w:tbl>
+    <w:p/>
+    <w:tbl>
+      <w:tblPr>
+        <w:tblStyle w:val="Tabelamrea"/>
+        <w:tblW w:w="0" w:type="auto"/>
+        <w:tblLook w:val="04A0" w:firstRow="1" w:lastRow="0" w:firstColumn="1" w:lastColumn="0" w:noHBand="0" w:noVBand="1"/>
+      </w:tblPr>
+      <w:tblGrid>
+        <w:gridCol w:w="7933"/>
+        <w:gridCol w:w="1129"/>
+      </w:tblGrid>
+      <w:tr>
+        <w:tc>
+          <w:tcPr>
+            <w:tcW w:w="7933" w:type="dxa"/>
+          </w:tcPr>
+          <w:p>
+            <w:pPr>
+              <w:rPr>
+                <w:b/>
+                <w:bCs/>
+              </w:rPr>
+            </w:pPr>
+            <w:r>
+              <w:rPr>
+                <w:b/>
+                <w:bCs/>
+              </w:rPr>
+              <w:t>KORAK</w:t>
+            </w:r>
+          </w:p>
+        </w:tc>
+        <w:tc>
+          <w:tcPr>
+            <w:tcW w:w="1129" w:type="dxa"/>
+          </w:tcPr>
+          <w:p>
+            <w:pPr>
+              <w:rPr>
+                <w:b/>
+                <w:bCs/>
+              </w:rPr>
+            </w:pPr>
+            <w:r>
+              <w:rPr>
+                <w:b/>
+                <w:bCs/>
+              </w:rPr>
+              <w:t>ČAS</w:t>
+            </w:r>
+          </w:p>
+        </w:tc>
+      </w:tr>
+      <w:tr>
+        <w:tc>
+          <w:tcPr>
+            <w:tcW w:w="7933" w:type="dxa"/>
+          </w:tcPr>
+          <w:p>
+            <w:r>
+              <w:t>1. Odpri spletno stran. (https://habit-tracker-roan-xi.vercel.app/)</w:t>
+            </w:r>
+          </w:p>
+        </w:tc>
+        <w:tc>
+          <w:tcPr>
+            <w:tcW w:w="1129" w:type="dxa"/>
+          </w:tcPr>
+          <w:tbl>
+            <w:tblPr>
+              <w:tblW w:w="0" w:type="auto"/>
+              <w:tblCellSpacing w:w="15" w:type="dxa"/>
+              <w:tblCellMar>
+                <w:top w:w="15" w:type="dxa"/>
+                <w:left w:w="15" w:type="dxa"/>
+                <w:bottom w:w="15" w:type="dxa"/>
+                <w:right w:w="15" w:type="dxa"/>
+              </w:tblCellMar>
+              <w:tblLook w:val="04A0" w:firstRow="1" w:lastRow="0" w:firstColumn="1" w:lastColumn="0" w:noHBand="0" w:noVBand="1"/>
+            </w:tblPr>
+            <w:tblGrid>
+              <w:gridCol w:w="96"/>
+            </w:tblGrid>
+            <w:tr>
+              <w:trPr>
+                <w:tblCellSpacing w:w="15" w:type="dxa"/>
+              </w:trPr>
+              <w:tc>
+                <w:tcPr>
+                  <w:tcW w:w="0" w:type="auto"/>
+                  <w:vAlign w:val="center"/>
+                  <w:hideMark/>
+                </w:tcPr>
+                <w:p>
+                  <w:pPr>
+                    <w:spacing w:after="0" w:line="240" w:lineRule="auto"/>
+                  </w:pPr>
+                </w:p>
+              </w:tc>
+            </w:tr>
+          </w:tbl>
+          <w:p>
+            <w:pPr>
+              <w:rPr>
+                <w:vanish/>
+              </w:rPr>
+            </w:pPr>
+          </w:p>
+          <w:tbl>
+            <w:tblPr>
+              <w:tblW w:w="0" w:type="auto"/>
+              <w:tblCellSpacing w:w="15" w:type="dxa"/>
+              <w:tblCellMar>
+                <w:top w:w="15" w:type="dxa"/>
+                <w:left w:w="15" w:type="dxa"/>
+                <w:bottom w:w="15" w:type="dxa"/>
+                <w:right w:w="15" w:type="dxa"/>
+              </w:tblCellMar>
+              <w:tblLook w:val="04A0" w:firstRow="1" w:lastRow="0" w:firstColumn="1" w:lastColumn="0" w:noHBand="0" w:noVBand="1"/>
+            </w:tblPr>
+            <w:tblGrid>
+              <w:gridCol w:w="544"/>
+            </w:tblGrid>
+            <w:tr>
+              <w:trPr>
+                <w:tblCellSpacing w:w="15" w:type="dxa"/>
+              </w:trPr>
+              <w:tc>
+                <w:tcPr>
+                  <w:tcW w:w="0" w:type="auto"/>
+                  <w:vAlign w:val="center"/>
+                  <w:hideMark/>
+                </w:tcPr>
+                <w:p>
+                  <w:pPr>
+                    <w:spacing w:after="0" w:line="240" w:lineRule="auto"/>
+                  </w:pPr>
+                  <w:r>
+                    <w:t>1.95</w:t>
+                  </w:r>
+                </w:p>
+              </w:tc>
+            </w:tr>
+          </w:tbl>
+          <w:p/>
+        </w:tc>
+      </w:tr>
+      <w:tr>
+        <w:tc>
+          <w:tcPr>
+            <w:tcW w:w="7933" w:type="dxa"/>
+          </w:tcPr>
+          <w:p>
+            <w:r>
+              <w:t xml:space="preserve">2. </w:t>
+            </w:r>
+            <w:r>
+              <w:t xml:space="preserve">Izvozi </w:t>
+            </w:r>
+            <w:proofErr w:type="spellStart"/>
+            <w:r>
+              <w:t>csv</w:t>
+            </w:r>
+            <w:proofErr w:type="spellEnd"/>
+            <w:r>
+              <w:t xml:space="preserve"> s podatki vseh navad.</w:t>
+            </w:r>
+          </w:p>
+          <w:p/>
+        </w:tc>
+        <w:tc>
+          <w:tcPr>
+            <w:tcW w:w="1129" w:type="dxa"/>
+          </w:tcPr>
+          <w:p>
+            <w:r>
+              <w:t>3.48</w:t>
+            </w:r>
+          </w:p>
+        </w:tc>
+      </w:tr>
+      <w:tr>
+        <w:tc>
+          <w:tcPr>
+            <w:tcW w:w="7933" w:type="dxa"/>
+          </w:tcPr>
+          <w:p>
+            <w:r>
+              <w:t xml:space="preserve">3. Shrani </w:t>
+            </w:r>
+            <w:proofErr w:type="spellStart"/>
+            <w:r>
+              <w:t>csv</w:t>
+            </w:r>
+            <w:proofErr w:type="spellEnd"/>
+            <w:r>
+              <w:t xml:space="preserve"> s podatki vseh navad.</w:t>
+            </w:r>
+          </w:p>
+        </w:tc>
+        <w:tc>
+          <w:tcPr>
+            <w:tcW w:w="1129" w:type="dxa"/>
+          </w:tcPr>
+          <w:p>
+            <w:r>
+              <w:t>6.34</w:t>
+            </w:r>
+          </w:p>
+        </w:tc>
+      </w:tr>
+      <w:tr>
+        <w:tc>
+          <w:tcPr>
+            <w:tcW w:w="7933" w:type="dxa"/>
+          </w:tcPr>
+          <w:p>
+            <w:r>
+              <w:t>4. Odpri shranjeno datoteko in preglej navade.</w:t>
+            </w:r>
+          </w:p>
+        </w:tc>
+        <w:tc>
+          <w:tcPr>
+            <w:tcW w:w="1129" w:type="dxa"/>
+          </w:tcPr>
+          <w:p>
+            <w:r>
+              <w:t>9.07</w:t>
+            </w:r>
+          </w:p>
+        </w:tc>
+      </w:tr>
+      <w:tr>
+        <w:tc>
+          <w:tcPr>
+            <w:tcW w:w="7933" w:type="dxa"/>
+          </w:tcPr>
+          <w:p>
+            <w:r>
+              <w:t>SKUPEN ČAS</w:t>
+            </w:r>
+          </w:p>
+        </w:tc>
+        <w:tc>
+          <w:tcPr>
+            <w:tcW w:w="1129" w:type="dxa"/>
+          </w:tcPr>
+          <w:p>
+            <w:r>
+              <w:t>20.84</w:t>
+            </w:r>
+          </w:p>
+        </w:tc>
+      </w:tr>
+    </w:tbl>
+    <w:p/>
+    <w:tbl>
+      <w:tblPr>
+        <w:tblStyle w:val="Tabelamrea"/>
+        <w:tblW w:w="0" w:type="auto"/>
+        <w:tblLook w:val="04A0" w:firstRow="1" w:lastRow="0" w:firstColumn="1" w:lastColumn="0" w:noHBand="0" w:noVBand="1"/>
+      </w:tblPr>
+      <w:tblGrid>
+        <w:gridCol w:w="7933"/>
+        <w:gridCol w:w="1129"/>
+      </w:tblGrid>
+      <w:tr>
+        <w:tc>
+          <w:tcPr>
+            <w:tcW w:w="7933" w:type="dxa"/>
+          </w:tcPr>
+          <w:p>
+            <w:pPr>
+              <w:rPr>
+                <w:b/>
+                <w:bCs/>
+              </w:rPr>
+            </w:pPr>
+            <w:r>
+              <w:rPr>
+                <w:b/>
+                <w:bCs/>
+              </w:rPr>
+              <w:t>KORAK</w:t>
+            </w:r>
+          </w:p>
+        </w:tc>
+        <w:tc>
+          <w:tcPr>
+            <w:tcW w:w="1129" w:type="dxa"/>
+          </w:tcPr>
+          <w:p>
+            <w:pPr>
+              <w:rPr>
+                <w:b/>
+                <w:bCs/>
+              </w:rPr>
+            </w:pPr>
+            <w:r>
+              <w:rPr>
+                <w:b/>
+                <w:bCs/>
+              </w:rPr>
+              <w:t>ČAS</w:t>
+            </w:r>
+          </w:p>
+        </w:tc>
+      </w:tr>
+      <w:tr>
+        <w:tc>
+          <w:tcPr>
+            <w:tcW w:w="7933" w:type="dxa"/>
+          </w:tcPr>
+          <w:p>
+            <w:r>
+              <w:t>1. Odpri spletno stran. (https://habit-tracker-roan-xi.vercel.app/)</w:t>
+            </w:r>
+          </w:p>
+        </w:tc>
+        <w:tc>
+          <w:tcPr>
+            <w:tcW w:w="1129" w:type="dxa"/>
+          </w:tcPr>
+          <w:p>
+            <w:r>
+              <w:t>1.22</w:t>
+            </w:r>
+          </w:p>
+        </w:tc>
+      </w:tr>
+      <w:tr>
+        <w:tc>
+          <w:tcPr>
+            <w:tcW w:w="7933" w:type="dxa"/>
+          </w:tcPr>
+          <w:p>
+            <w:r>
+              <w:t xml:space="preserve">2. </w:t>
+            </w:r>
+            <w:r>
+              <w:t xml:space="preserve">Izvozi </w:t>
+            </w:r>
+            <w:proofErr w:type="spellStart"/>
+            <w:r>
+              <w:t>csv</w:t>
+            </w:r>
+            <w:proofErr w:type="spellEnd"/>
+            <w:r>
+              <w:t xml:space="preserve"> s podatki vseh navad.</w:t>
+            </w:r>
+          </w:p>
+          <w:p/>
+        </w:tc>
+        <w:tc>
+          <w:tcPr>
+            <w:tcW w:w="1129" w:type="dxa"/>
+          </w:tcPr>
+          <w:p>
+            <w:r>
+              <w:t>2.87</w:t>
+            </w:r>
+          </w:p>
+        </w:tc>
+      </w:tr>
+      <w:tr>
+        <w:tc>
+          <w:tcPr>
+            <w:tcW w:w="7933" w:type="dxa"/>
+          </w:tcPr>
+          <w:p>
+            <w:r>
+              <w:t xml:space="preserve">3. Shrani </w:t>
+            </w:r>
+            <w:proofErr w:type="spellStart"/>
+            <w:r>
+              <w:t>csv</w:t>
+            </w:r>
+            <w:proofErr w:type="spellEnd"/>
+            <w:r>
+              <w:t xml:space="preserve"> s podatki vseh navad.</w:t>
+            </w:r>
+          </w:p>
+        </w:tc>
+        <w:tc>
+          <w:tcPr>
+            <w:tcW w:w="1129" w:type="dxa"/>
+          </w:tcPr>
+          <w:p>
+            <w:pPr>
+              <w:rPr>
+                <w:vanish/>
+              </w:rPr>
+            </w:pPr>
+          </w:p>
+          <w:tbl>
+            <w:tblPr>
+              <w:tblW w:w="0" w:type="auto"/>
+              <w:tblCellSpacing w:w="15" w:type="dxa"/>
+              <w:tblCellMar>
+                <w:top w:w="15" w:type="dxa"/>
+                <w:left w:w="15" w:type="dxa"/>
+                <w:bottom w:w="15" w:type="dxa"/>
+                <w:right w:w="15" w:type="dxa"/>
+              </w:tblCellMar>
+              <w:tblLook w:val="04A0" w:firstRow="1" w:lastRow="0" w:firstColumn="1" w:lastColumn="0" w:noHBand="0" w:noVBand="1"/>
+            </w:tblPr>
+            <w:tblGrid>
+              <w:gridCol w:w="544"/>
+            </w:tblGrid>
+            <w:tr>
+              <w:trPr>
+                <w:tblCellSpacing w:w="15" w:type="dxa"/>
+              </w:trPr>
+              <w:tc>
+                <w:tcPr>
+                  <w:tcW w:w="0" w:type="auto"/>
+                  <w:vAlign w:val="center"/>
+                  <w:hideMark/>
+                </w:tcPr>
+                <w:p>
+                  <w:pPr>
+                    <w:spacing w:after="0" w:line="240" w:lineRule="auto"/>
+                  </w:pPr>
+                  <w:r>
+                    <w:t>4.61</w:t>
+                  </w:r>
+                </w:p>
+              </w:tc>
+            </w:tr>
+          </w:tbl>
+          <w:p/>
+        </w:tc>
+      </w:tr>
+      <w:tr>
+        <w:tc>
+          <w:tcPr>
+            <w:tcW w:w="7933" w:type="dxa"/>
+          </w:tcPr>
+          <w:p>
+            <w:r>
+              <w:t>4. Odpri shranjeno datoteko in preglej navade.</w:t>
+            </w:r>
+          </w:p>
+        </w:tc>
+        <w:tc>
+          <w:tcPr>
+            <w:tcW w:w="1129" w:type="dxa"/>
+          </w:tcPr>
+          <w:p>
+            <w:r>
+              <w:t>8.29</w:t>
+            </w:r>
+          </w:p>
+        </w:tc>
+      </w:tr>
+      <w:tr>
+        <w:tc>
+          <w:tcPr>
+            <w:tcW w:w="7933" w:type="dxa"/>
+          </w:tcPr>
+          <w:p>
+            <w:r>
+              <w:t>SKUPEN ČAS</w:t>
+            </w:r>
+          </w:p>
+        </w:tc>
+        <w:tc>
+          <w:tcPr>
+            <w:tcW w:w="1129" w:type="dxa"/>
+          </w:tcPr>
+          <w:p>
+            <w:pPr>
+              <w:tabs>
+                <w:tab w:val="left" w:pos="680"/>
+              </w:tabs>
+            </w:pPr>
+            <w:r>
+              <w:t>16.99</w:t>
+            </w:r>
+          </w:p>
+        </w:tc>
+      </w:tr>
+    </w:tbl>
+    <w:p/>
+    <w:tbl>
+      <w:tblPr>
+        <w:tblStyle w:val="Tabelamrea"/>
+        <w:tblW w:w="0" w:type="auto"/>
+        <w:tblLook w:val="04A0" w:firstRow="1" w:lastRow="0" w:firstColumn="1" w:lastColumn="0" w:noHBand="0" w:noVBand="1"/>
+      </w:tblPr>
+      <w:tblGrid>
+        <w:gridCol w:w="7933"/>
+        <w:gridCol w:w="1129"/>
+      </w:tblGrid>
+      <w:tr>
+        <w:tc>
+          <w:tcPr>
+            <w:tcW w:w="7933" w:type="dxa"/>
+          </w:tcPr>
+          <w:p>
+            <w:pPr>
+              <w:rPr>
+                <w:b/>
+                <w:bCs/>
+              </w:rPr>
+            </w:pPr>
+            <w:r>
+              <w:rPr>
+                <w:b/>
+                <w:bCs/>
+              </w:rPr>
+              <w:t>KORAK</w:t>
+            </w:r>
+          </w:p>
+        </w:tc>
+        <w:tc>
+          <w:tcPr>
+            <w:tcW w:w="1129" w:type="dxa"/>
+          </w:tcPr>
+          <w:p>
+            <w:pPr>
+              <w:rPr>
+                <w:b/>
+                <w:bCs/>
+              </w:rPr>
+            </w:pPr>
+            <w:r>
+              <w:rPr>
+                <w:b/>
+                <w:bCs/>
+              </w:rPr>
+              <w:t>ČAS</w:t>
+            </w:r>
+          </w:p>
+        </w:tc>
+      </w:tr>
+      <w:tr>
+        <w:tc>
+          <w:tcPr>
+            <w:tcW w:w="7933" w:type="dxa"/>
+          </w:tcPr>
+          <w:p>
+            <w:r>
+              <w:t>1. Odpri spletno stran. (https://habit-tracker-roan-xi.vercel.app/)</w:t>
+            </w:r>
+          </w:p>
+        </w:tc>
+        <w:tc>
+          <w:tcPr>
+            <w:tcW w:w="1129" w:type="dxa"/>
+          </w:tcPr>
+          <w:p>
+            <w:r>
+              <w:t>2.48</w:t>
+            </w:r>
+          </w:p>
+        </w:tc>
+      </w:tr>
+      <w:tr>
+        <w:tc>
+          <w:tcPr>
+            <w:tcW w:w="7933" w:type="dxa"/>
+          </w:tcPr>
+          <w:p>
+            <w:r>
+              <w:t xml:space="preserve">2. </w:t>
+            </w:r>
+            <w:r>
+              <w:t xml:space="preserve">Izvozi </w:t>
+            </w:r>
+            <w:proofErr w:type="spellStart"/>
+            <w:r>
+              <w:t>csv</w:t>
+            </w:r>
+            <w:proofErr w:type="spellEnd"/>
+            <w:r>
+              <w:t xml:space="preserve"> s podatki vseh navad.</w:t>
+            </w:r>
+          </w:p>
+          <w:p/>
+        </w:tc>
+        <w:tc>
+          <w:tcPr>
+            <w:tcW w:w="1129" w:type="dxa"/>
+          </w:tcPr>
+          <w:p>
+            <w:r>
+              <w:t>4.82</w:t>
+            </w:r>
+          </w:p>
+        </w:tc>
+      </w:tr>
+      <w:tr>
+        <w:tc>
+          <w:tcPr>
+            <w:tcW w:w="7933" w:type="dxa"/>
+          </w:tcPr>
+          <w:p>
+            <w:r>
+              <w:t xml:space="preserve">3. Shrani </w:t>
+            </w:r>
+            <w:proofErr w:type="spellStart"/>
+            <w:r>
+              <w:t>csv</w:t>
+            </w:r>
+            <w:proofErr w:type="spellEnd"/>
+            <w:r>
+              <w:t xml:space="preserve"> s podatki vseh navad.</w:t>
+            </w:r>
+          </w:p>
+        </w:tc>
+        <w:tc>
+          <w:tcPr>
+            <w:tcW w:w="1129" w:type="dxa"/>
+          </w:tcPr>
+          <w:p>
+            <w:r>
+              <w:t>8.34</w:t>
+            </w:r>
+          </w:p>
+        </w:tc>
+      </w:tr>
+      <w:tr>
+        <w:tc>
+          <w:tcPr>
+            <w:tcW w:w="7933" w:type="dxa"/>
+          </w:tcPr>
+          <w:p>
+            <w:r>
+              <w:t>4. Odpri shranjeno datoteko in preglej navade.</w:t>
+            </w:r>
+          </w:p>
+        </w:tc>
+        <w:tc>
+          <w:tcPr>
+            <w:tcW w:w="1129" w:type="dxa"/>
+          </w:tcPr>
+          <w:p>
+            <w:pPr>
+              <w:tabs>
+                <w:tab w:val="left" w:pos="588"/>
+              </w:tabs>
+            </w:pPr>
+            <w:r>
+              <w:t>10.74</w:t>
+            </w:r>
+          </w:p>
+        </w:tc>
+      </w:tr>
+      <w:tr>
+        <w:tc>
+          <w:tcPr>
+            <w:tcW w:w="7933" w:type="dxa"/>
+          </w:tcPr>
+          <w:p>
+            <w:r>
+              <w:t>SKUPEN ČAS</w:t>
+            </w:r>
+          </w:p>
+        </w:tc>
+        <w:tc>
+          <w:tcPr>
+            <w:tcW w:w="1129" w:type="dxa"/>
+          </w:tcPr>
+          <w:p>
+            <w:r>
+              <w:t>26.38</w:t>
+            </w:r>
+          </w:p>
+        </w:tc>
+      </w:tr>
+    </w:tbl>
+    <w:p/>
+    <w:tbl>
+      <w:tblPr>
+        <w:tblStyle w:val="Tabelamrea"/>
+        <w:tblW w:w="0" w:type="auto"/>
+        <w:tblLook w:val="04A0" w:firstRow="1" w:lastRow="0" w:firstColumn="1" w:lastColumn="0" w:noHBand="0" w:noVBand="1"/>
+      </w:tblPr>
+      <w:tblGrid>
+        <w:gridCol w:w="7933"/>
+        <w:gridCol w:w="1129"/>
+      </w:tblGrid>
+      <w:tr>
+        <w:tc>
+          <w:tcPr>
+            <w:tcW w:w="7933" w:type="dxa"/>
+          </w:tcPr>
+          <w:p>
+            <w:pPr>
+              <w:rPr>
+                <w:b/>
+                <w:bCs/>
+              </w:rPr>
+            </w:pPr>
+            <w:r>
+              <w:rPr>
+                <w:b/>
+                <w:bCs/>
+              </w:rPr>
+              <w:t>KORAK</w:t>
+            </w:r>
+          </w:p>
+        </w:tc>
+        <w:tc>
+          <w:tcPr>
+            <w:tcW w:w="1129" w:type="dxa"/>
+          </w:tcPr>
+          <w:p>
+            <w:pPr>
+              <w:rPr>
+                <w:b/>
+                <w:bCs/>
+              </w:rPr>
+            </w:pPr>
+            <w:r>
+              <w:rPr>
+                <w:b/>
+                <w:bCs/>
+              </w:rPr>
+              <w:t>ČAS</w:t>
+            </w:r>
+          </w:p>
+        </w:tc>
+      </w:tr>
+      <w:tr>
+        <w:tc>
+          <w:tcPr>
+            <w:tcW w:w="7933" w:type="dxa"/>
+          </w:tcPr>
+          <w:p>
+            <w:r>
+              <w:t>1. Odpri spletno stran. (https://habit-tracker-roan-xi.vercel.app/)</w:t>
+            </w:r>
+          </w:p>
+        </w:tc>
+        <w:tc>
+          <w:tcPr>
+            <w:tcW w:w="1129" w:type="dxa"/>
+          </w:tcPr>
+          <w:p>
+            <w:r>
+              <w:t>1.33</w:t>
+            </w:r>
+          </w:p>
+        </w:tc>
+      </w:tr>
+      <w:tr>
+        <w:tc>
+          <w:tcPr>
+            <w:tcW w:w="7933" w:type="dxa"/>
+          </w:tcPr>
+          <w:p>
+            <w:r>
+              <w:t xml:space="preserve">2. </w:t>
+            </w:r>
+            <w:r>
+              <w:t xml:space="preserve">Izvozi </w:t>
+            </w:r>
+            <w:proofErr w:type="spellStart"/>
+            <w:r>
+              <w:t>csv</w:t>
+            </w:r>
+            <w:proofErr w:type="spellEnd"/>
+            <w:r>
+              <w:t xml:space="preserve"> s podatki vseh navad.</w:t>
+            </w:r>
+          </w:p>
+          <w:p/>
+        </w:tc>
+        <w:tc>
+          <w:tcPr>
+            <w:tcW w:w="1129" w:type="dxa"/>
+          </w:tcPr>
+          <w:p>
+            <w:r>
+              <w:t>3.01</w:t>
+            </w:r>
+          </w:p>
+        </w:tc>
+      </w:tr>
+      <w:tr>
+        <w:tc>
+          <w:tcPr>
+            <w:tcW w:w="7933" w:type="dxa"/>
+          </w:tcPr>
+          <w:p>
+            <w:r>
+              <w:t xml:space="preserve">3. Shrani </w:t>
+            </w:r>
+            <w:proofErr w:type="spellStart"/>
+            <w:r>
+              <w:t>csv</w:t>
+            </w:r>
+            <w:proofErr w:type="spellEnd"/>
+            <w:r>
+              <w:t xml:space="preserve"> s podatki vseh navad.</w:t>
+            </w:r>
+          </w:p>
+        </w:tc>
+        <w:tc>
+          <w:tcPr>
+            <w:tcW w:w="1129" w:type="dxa"/>
+          </w:tcPr>
+          <w:p>
+            <w:r>
+              <w:t>5.88</w:t>
+            </w:r>
+          </w:p>
+        </w:tc>
+      </w:tr>
+      <w:tr>
+        <w:tc>
+          <w:tcPr>
+            <w:tcW w:w="7933" w:type="dxa"/>
+          </w:tcPr>
+          <w:p>
+            <w:r>
+              <w:t>4. Odpri shranjeno datoteko in preglej navade.</w:t>
+            </w:r>
+          </w:p>
+        </w:tc>
+        <w:tc>
+          <w:tcPr>
+            <w:tcW w:w="1129" w:type="dxa"/>
+          </w:tcPr>
+          <w:p>
+            <w:r>
+              <w:t>7.47</w:t>
+            </w:r>
+          </w:p>
+        </w:tc>
+      </w:tr>
+      <w:tr>
+        <w:tc>
+          <w:tcPr>
+            <w:tcW w:w="7933" w:type="dxa"/>
+          </w:tcPr>
+          <w:p>
+            <w:r>
+              <w:t>SKUPEN ČAS</w:t>
+            </w:r>
+          </w:p>
+        </w:tc>
+        <w:tc>
+          <w:tcPr>
+            <w:tcW w:w="1129" w:type="dxa"/>
+          </w:tcPr>
+          <w:p>
+            <w:r>
+              <w:t>17.69</w:t>
+            </w:r>
+          </w:p>
+        </w:tc>
+      </w:tr>
+    </w:tbl>
+    <w:p/>
+    <w:tbl>
+      <w:tblPr>
+        <w:tblStyle w:val="Tabelamrea"/>
+        <w:tblW w:w="0" w:type="auto"/>
+        <w:tblLook w:val="04A0" w:firstRow="1" w:lastRow="0" w:firstColumn="1" w:lastColumn="0" w:noHBand="0" w:noVBand="1"/>
+      </w:tblPr>
+      <w:tblGrid>
+        <w:gridCol w:w="7933"/>
+        <w:gridCol w:w="1129"/>
+      </w:tblGrid>
+      <w:tr>
+        <w:tc>
+          <w:tcPr>
+            <w:tcW w:w="7933" w:type="dxa"/>
+          </w:tcPr>
+          <w:p>
+            <w:pPr>
+              <w:rPr>
+                <w:b/>
+                <w:bCs/>
+              </w:rPr>
+            </w:pPr>
+            <w:r>
+              <w:rPr>
+                <w:b/>
+                <w:bCs/>
+              </w:rPr>
+              <w:lastRenderedPageBreak/>
+              <w:t>KORAK</w:t>
+            </w:r>
+          </w:p>
+        </w:tc>
+        <w:tc>
+          <w:tcPr>
+            <w:tcW w:w="1129" w:type="dxa"/>
+          </w:tcPr>
+          <w:p>
+            <w:pPr>
+              <w:rPr>
+                <w:b/>
+                <w:bCs/>
+              </w:rPr>
+            </w:pPr>
+            <w:r>
+              <w:rPr>
+                <w:b/>
+                <w:bCs/>
+              </w:rPr>
+              <w:t>ČAS</w:t>
+            </w:r>
+          </w:p>
+        </w:tc>
+      </w:tr>
+      <w:tr>
+        <w:tc>
+          <w:tcPr>
+            <w:tcW w:w="7933" w:type="dxa"/>
+          </w:tcPr>
+          <w:p>
+            <w:r>
+              <w:t>1. Odpri spletno stran. (https://habit-tracker-roan-xi.vercel.app/)</w:t>
+            </w:r>
+          </w:p>
+        </w:tc>
+        <w:tc>
+          <w:tcPr>
+            <w:tcW w:w="1129" w:type="dxa"/>
+          </w:tcPr>
+          <w:p>
+            <w:r>
+              <w:t>1.66</w:t>
+            </w:r>
+          </w:p>
+        </w:tc>
+      </w:tr>
+      <w:tr>
+        <w:tc>
+          <w:tcPr>
+            <w:tcW w:w="7933" w:type="dxa"/>
+          </w:tcPr>
+          <w:p>
+            <w:r>
+              <w:t xml:space="preserve">2. </w:t>
+            </w:r>
+            <w:r>
+              <w:t xml:space="preserve">Izvozi </w:t>
+            </w:r>
+            <w:proofErr w:type="spellStart"/>
+            <w:r>
+              <w:t>csv</w:t>
+            </w:r>
+            <w:proofErr w:type="spellEnd"/>
+            <w:r>
+              <w:t xml:space="preserve"> s podatki vseh navad.</w:t>
+            </w:r>
+          </w:p>
+          <w:p/>
+        </w:tc>
+        <w:tc>
+          <w:tcPr>
+            <w:tcW w:w="1129" w:type="dxa"/>
+          </w:tcPr>
+          <w:p>
+            <w:r>
+              <w:t>3.45</w:t>
+            </w:r>
+          </w:p>
+        </w:tc>
+      </w:tr>
+      <w:tr>
+        <w:tc>
+          <w:tcPr>
+            <w:tcW w:w="7933" w:type="dxa"/>
+          </w:tcPr>
+          <w:p>
+            <w:r>
+              <w:t xml:space="preserve">3. Shrani </w:t>
+            </w:r>
+            <w:proofErr w:type="spellStart"/>
+            <w:r>
+              <w:t>csv</w:t>
+            </w:r>
+            <w:proofErr w:type="spellEnd"/>
+            <w:r>
+              <w:t xml:space="preserve"> s podatki vseh navad.</w:t>
+            </w:r>
+          </w:p>
+        </w:tc>
+        <w:tc>
+          <w:tcPr>
+            <w:tcW w:w="1129" w:type="dxa"/>
+          </w:tcPr>
+          <w:p>
+            <w:r>
+              <w:t>6.20</w:t>
+            </w:r>
+          </w:p>
+        </w:tc>
+      </w:tr>
+      <w:tr>
+        <w:tc>
+          <w:tcPr>
+            <w:tcW w:w="7933" w:type="dxa"/>
+          </w:tcPr>
+          <w:p>
+            <w:r>
+              <w:t>4. Odpri shranjeno datoteko in preglej navade.</w:t>
+            </w:r>
+          </w:p>
+        </w:tc>
+        <w:tc>
+          <w:tcPr>
+            <w:tcW w:w="1129" w:type="dxa"/>
+          </w:tcPr>
+          <w:p>
+            <w:r>
+              <w:t>8.58</w:t>
+            </w:r>
+          </w:p>
+        </w:tc>
+      </w:tr>
+      <w:tr>
+        <w:tc>
+          <w:tcPr>
+            <w:tcW w:w="7933" w:type="dxa"/>
+          </w:tcPr>
+          <w:p>
+            <w:r>
+              <w:t>SKUPEN ČAS</w:t>
+            </w:r>
+          </w:p>
+        </w:tc>
+        <w:tc>
+          <w:tcPr>
+            <w:tcW w:w="1129" w:type="dxa"/>
+          </w:tcPr>
+          <w:p>
+            <w:r>
+              <w:t>19.89</w:t>
+            </w:r>
+          </w:p>
+        </w:tc>
+      </w:tr>
+    </w:tbl>
+    <w:p/>
+    <w:tbl>
+      <w:tblPr>
+        <w:tblStyle w:val="Tabelamrea"/>
+        <w:tblW w:w="0" w:type="auto"/>
+        <w:tblLook w:val="04A0" w:firstRow="1" w:lastRow="0" w:firstColumn="1" w:lastColumn="0" w:noHBand="0" w:noVBand="1"/>
+      </w:tblPr>
+      <w:tblGrid>
+        <w:gridCol w:w="7933"/>
+        <w:gridCol w:w="1129"/>
+      </w:tblGrid>
+      <w:tr>
+        <w:tc>
+          <w:tcPr>
+            <w:tcW w:w="7933" w:type="dxa"/>
+          </w:tcPr>
+          <w:p>
+            <w:pPr>
+              <w:rPr>
+                <w:b/>
+                <w:bCs/>
+              </w:rPr>
+            </w:pPr>
+            <w:r>
+              <w:rPr>
+                <w:b/>
+                <w:bCs/>
+              </w:rPr>
+              <w:t>KORAK</w:t>
+            </w:r>
+          </w:p>
+        </w:tc>
+        <w:tc>
+          <w:tcPr>
+            <w:tcW w:w="1129" w:type="dxa"/>
+          </w:tcPr>
+          <w:p>
+            <w:pPr>
+              <w:rPr>
+                <w:b/>
+                <w:bCs/>
+              </w:rPr>
+            </w:pPr>
+            <w:r>
+              <w:rPr>
+                <w:b/>
+                <w:bCs/>
+              </w:rPr>
+              <w:t>ČAS</w:t>
+            </w:r>
+          </w:p>
+        </w:tc>
+      </w:tr>
+      <w:tr>
+        <w:tc>
+          <w:tcPr>
+            <w:tcW w:w="7933" w:type="dxa"/>
+          </w:tcPr>
+          <w:p>
+            <w:r>
+              <w:t>1. Odpri spletno stran. (https://habit-tracker-roan-xi.vercel.app/)</w:t>
+            </w:r>
+          </w:p>
+        </w:tc>
+        <w:tc>
+          <w:tcPr>
+            <w:tcW w:w="1129" w:type="dxa"/>
+          </w:tcPr>
+          <w:p>
+            <w:r>
+              <w:t>1.88</w:t>
+            </w:r>
+          </w:p>
+        </w:tc>
+      </w:tr>
+      <w:tr>
+        <w:tc>
+          <w:tcPr>
+            <w:tcW w:w="7933" w:type="dxa"/>
+          </w:tcPr>
+          <w:p>
+            <w:r>
+              <w:t xml:space="preserve">2. </w:t>
+            </w:r>
+            <w:r>
+              <w:t xml:space="preserve">Izvozi </w:t>
+            </w:r>
+            <w:proofErr w:type="spellStart"/>
+            <w:r>
+              <w:t>csv</w:t>
+            </w:r>
+            <w:proofErr w:type="spellEnd"/>
+            <w:r>
+              <w:t xml:space="preserve"> s podatki vseh navad.</w:t>
+            </w:r>
+          </w:p>
+          <w:p/>
+        </w:tc>
+        <w:tc>
+          <w:tcPr>
+            <w:tcW w:w="1129" w:type="dxa"/>
+          </w:tcPr>
+          <w:p>
+            <w:r>
+              <w:t>3.62</w:t>
+            </w:r>
+          </w:p>
+        </w:tc>
+      </w:tr>
+      <w:tr>
+        <w:tc>
+          <w:tcPr>
+            <w:tcW w:w="7933" w:type="dxa"/>
+          </w:tcPr>
+          <w:p>
+            <w:r>
+              <w:t xml:space="preserve">3. Shrani </w:t>
+            </w:r>
+            <w:proofErr w:type="spellStart"/>
+            <w:r>
+              <w:t>csv</w:t>
+            </w:r>
+            <w:proofErr w:type="spellEnd"/>
+            <w:r>
+              <w:t xml:space="preserve"> s podatki vseh navad.</w:t>
+            </w:r>
+          </w:p>
+        </w:tc>
+        <w:tc>
+          <w:tcPr>
+            <w:tcW w:w="1129" w:type="dxa"/>
+          </w:tcPr>
+          <w:p>
+            <w:r>
+              <w:t>7.29</w:t>
+            </w:r>
+          </w:p>
+        </w:tc>
+      </w:tr>
+      <w:tr>
+        <w:tc>
+          <w:tcPr>
+            <w:tcW w:w="7933" w:type="dxa"/>
+          </w:tcPr>
+          <w:p>
+            <w:r>
+              <w:t>4. Odpri shranjeno datoteko in preglej navade.</w:t>
+            </w:r>
+          </w:p>
+        </w:tc>
+        <w:tc>
+          <w:tcPr>
+            <w:tcW w:w="1129" w:type="dxa"/>
+          </w:tcPr>
+          <w:p>
+            <w:r>
+              <w:t>9.58</w:t>
+            </w:r>
+          </w:p>
+        </w:tc>
+      </w:tr>
+      <w:tr>
+        <w:tc>
+          <w:tcPr>
+            <w:tcW w:w="7933" w:type="dxa"/>
+          </w:tcPr>
+          <w:p>
+            <w:r>
+              <w:t>SKUPEN ČAS</w:t>
+            </w:r>
+          </w:p>
+        </w:tc>
+        <w:tc>
+          <w:tcPr>
+            <w:tcW w:w="1129" w:type="dxa"/>
+          </w:tcPr>
+          <w:p>
+            <w:r>
+              <w:t>22.37</w:t>
+            </w:r>
+          </w:p>
+        </w:tc>
+      </w:tr>
+    </w:tbl>
+    <w:p/>
+    <w:tbl>
+      <w:tblPr>
+        <w:tblStyle w:val="Tabelamrea"/>
+        <w:tblW w:w="0" w:type="auto"/>
+        <w:tblLook w:val="04A0" w:firstRow="1" w:lastRow="0" w:firstColumn="1" w:lastColumn="0" w:noHBand="0" w:noVBand="1"/>
+      </w:tblPr>
+      <w:tblGrid>
+        <w:gridCol w:w="7933"/>
+        <w:gridCol w:w="1129"/>
+      </w:tblGrid>
+      <w:tr>
+        <w:tc>
+          <w:tcPr>
+            <w:tcW w:w="7933" w:type="dxa"/>
+          </w:tcPr>
+          <w:p>
+            <w:pPr>
+              <w:rPr>
+                <w:b/>
+                <w:bCs/>
+              </w:rPr>
+            </w:pPr>
+            <w:r>
+              <w:rPr>
+                <w:b/>
+                <w:bCs/>
+              </w:rPr>
+              <w:t>KORAK</w:t>
+            </w:r>
+          </w:p>
+        </w:tc>
+        <w:tc>
+          <w:tcPr>
+            <w:tcW w:w="1129" w:type="dxa"/>
+          </w:tcPr>
+          <w:p>
+            <w:pPr>
+              <w:rPr>
+                <w:b/>
+                <w:bCs/>
+              </w:rPr>
+            </w:pPr>
+            <w:r>
+              <w:rPr>
+                <w:b/>
+                <w:bCs/>
+              </w:rPr>
+              <w:t>ČAS</w:t>
+            </w:r>
+          </w:p>
+        </w:tc>
+      </w:tr>
+      <w:tr>
+        <w:tc>
+          <w:tcPr>
+            <w:tcW w:w="7933" w:type="dxa"/>
+          </w:tcPr>
+          <w:p>
+            <w:r>
+              <w:t>1. Odpri spletno stran. (https://habit-tracker-roan-xi.vercel.app/)</w:t>
+            </w:r>
+          </w:p>
+        </w:tc>
+        <w:tc>
+          <w:tcPr>
+            <w:tcW w:w="1129" w:type="dxa"/>
+          </w:tcPr>
+          <w:p>
+            <w:r>
+              <w:t>1.90</w:t>
+            </w:r>
+          </w:p>
+        </w:tc>
+      </w:tr>
+      <w:tr>
+        <w:tc>
+          <w:tcPr>
+            <w:tcW w:w="7933" w:type="dxa"/>
+          </w:tcPr>
+          <w:p>
+            <w:r>
+              <w:t xml:space="preserve">2. </w:t>
+            </w:r>
+            <w:r>
+              <w:t xml:space="preserve">Izvozi </w:t>
+            </w:r>
+            <w:proofErr w:type="spellStart"/>
+            <w:r>
+              <w:t>csv</w:t>
+            </w:r>
+            <w:proofErr w:type="spellEnd"/>
+            <w:r>
+              <w:t xml:space="preserve"> s podatki vseh navad.</w:t>
+            </w:r>
+          </w:p>
+          <w:p/>
+        </w:tc>
+        <w:tc>
+          <w:tcPr>
+            <w:tcW w:w="1129" w:type="dxa"/>
+          </w:tcPr>
+          <w:p>
+            <w:r>
+              <w:t>3.78</w:t>
+            </w:r>
+          </w:p>
+        </w:tc>
+      </w:tr>
+      <w:tr>
+        <w:tc>
+          <w:tcPr>
+            <w:tcW w:w="7933" w:type="dxa"/>
+          </w:tcPr>
+          <w:p>
+            <w:r>
+              <w:t xml:space="preserve">3. Shrani </w:t>
+            </w:r>
+            <w:proofErr w:type="spellStart"/>
+            <w:r>
+              <w:t>csv</w:t>
+            </w:r>
+            <w:proofErr w:type="spellEnd"/>
+            <w:r>
+              <w:t xml:space="preserve"> s podatki vseh navad.</w:t>
+            </w:r>
+          </w:p>
+        </w:tc>
+        <w:tc>
+          <w:tcPr>
+            <w:tcW w:w="1129" w:type="dxa"/>
+          </w:tcPr>
+          <w:p>
+            <w:r>
+              <w:t>6.98</w:t>
+            </w:r>
+          </w:p>
+        </w:tc>
+      </w:tr>
+      <w:tr>
+        <w:tc>
+          <w:tcPr>
+            <w:tcW w:w="7933" w:type="dxa"/>
+          </w:tcPr>
+          <w:p>
+            <w:r>
+              <w:t>4. Odpri shranjeno datoteko in preglej navade.</w:t>
+            </w:r>
+          </w:p>
+        </w:tc>
+        <w:tc>
+          <w:tcPr>
+            <w:tcW w:w="1129" w:type="dxa"/>
+          </w:tcPr>
+          <w:p>
+            <w:r>
+              <w:t>9.86</w:t>
+            </w:r>
+          </w:p>
+        </w:tc>
+      </w:tr>
+      <w:tr>
+        <w:tc>
+          <w:tcPr>
+            <w:tcW w:w="7933" w:type="dxa"/>
+          </w:tcPr>
+          <w:p>
+            <w:r>
+              <w:t>SKUPEN ČAS</w:t>
+            </w:r>
+          </w:p>
+        </w:tc>
+        <w:tc>
+          <w:tcPr>
+            <w:tcW w:w="1129" w:type="dxa"/>
+          </w:tcPr>
+          <w:p>
+            <w:r>
+              <w:t>22.52</w:t>
+            </w:r>
+          </w:p>
+        </w:tc>
+      </w:tr>
+    </w:tbl>
+    <w:p/>
+    <w:p>
+      <w:pPr>
+        <w:pStyle w:val="Naslov2"/>
+      </w:pPr>
+      <w:r>
+        <w:t>Mediana in standardni odklon</w:t>
+      </w:r>
+    </w:p>
+    <w:p>
+      <w:r>
+        <w:t xml:space="preserve">Urejeno: </w:t>
+      </w:r>
+      <w:r>
+        <w:t>23.93, 20.84, 16.99, 26.38, 17.69, 19.89, 22.37, 22.52</w:t>
+      </w:r>
+      <w:r>
+        <w:br/>
+        <w:t>Mediana =</w:t>
+      </w:r>
+      <w:r>
+        <w:t xml:space="preserve"> </w:t>
+      </w:r>
+      <w:r>
+        <w:t>21</w:t>
+      </w:r>
+      <w:r>
+        <w:t>.</w:t>
+      </w:r>
+      <w:r>
+        <w:t>605</w:t>
+      </w:r>
+      <w:r>
+        <w:br/>
+      </w:r>
+      <w:r>
+        <w:t xml:space="preserve">Standardni odklon = </w:t>
+      </w:r>
+      <w:r>
+        <w:t>3.14</w:t>
+      </w:r>
+      <w:r>
+        <w:t>s</w:t>
+      </w:r>
+    </w:p>
+    <w:p>
+      <w:r>
+        <w:t>Aritmetično povprečje</w:t>
+      </w:r>
+      <w:r>
+        <w:t xml:space="preserve"> = 21.33s</w:t>
+      </w:r>
+    </w:p>
+    <w:p>
+      <w:pPr>
+        <w:pStyle w:val="Naslov2"/>
+      </w:pPr>
+      <w:r>
+        <w:t xml:space="preserve">Razlika </w:t>
+      </w:r>
+      <w:proofErr w:type="spellStart"/>
+      <w:r>
+        <w:t>klm</w:t>
+      </w:r>
+      <w:proofErr w:type="spellEnd"/>
+      <w:r>
+        <w:t xml:space="preserve"> in povprečje</w:t>
+      </w:r>
+    </w:p>
+    <w:p>
+      <w:r>
+        <w:t>KLM čas (iz tabele):</w:t>
+      </w:r>
+    </w:p>
+    <w:p>
+      <m:oMathPara>
+        <m:oMath>
+          <m:sSub>
+            <m:sSubPr>
+              <m:ctrlPr>
+                <w:rPr>
+                  <w:rFonts w:ascii="Cambria Math" w:hAnsi="Cambria Math"/>
+                </w:rPr>
+              </m:ctrlPr>
+            </m:sSubPr>
+            <m:e>
+              <m:r>
+                <w:rPr>
+                  <w:rFonts w:ascii="Cambria Math" w:hAnsi="Cambria Math"/>
+                </w:rPr>
+                <m:t>T</m:t>
+              </m:r>
+            </m:e>
+            <m:sub>
+              <m:r>
+                <w:rPr>
+                  <w:rFonts w:ascii="Cambria Math" w:hAnsi="Cambria Math"/>
+                </w:rPr>
+                <m:t>KLM</m:t>
+              </m:r>
+            </m:sub>
+          </m:sSub>
+          <m:r>
+            <w:rPr>
+              <w:rFonts w:ascii="Cambria Math" w:hAnsi="Cambria Math"/>
+            </w:rPr>
+            <m:t>=</m:t>
+          </m:r>
+          <m:r>
+            <w:rPr>
+              <w:rFonts w:ascii="Cambria Math" w:hAnsi="Cambria Math"/>
+            </w:rPr>
+            <m:t>5.32s</m:t>
+          </m:r>
+          <m:r>
+            <m:rPr>
+              <m:sty m:val="p"/>
+            </m:rPr>
+            <w:rPr>
+              <w:rFonts w:ascii="Cambria Math" w:hAnsi="Cambria Math"/>
+            </w:rPr>
+            <w:br/>
+          </m:r>
+        </m:oMath>
+      </m:oMathPara>
+    </w:p>
+    <w:p>
+      <w:r>
+        <w:t>Geometrična sredina (povprečni izmerjeni čas):</w:t>
+      </w:r>
+    </w:p>
+    <w:p>
+      <m:oMathPara>
+        <m:oMath>
+          <m:r>
+            <w:rPr>
+              <w:rFonts w:ascii="Cambria Math" w:hAnsi="Cambria Math"/>
+            </w:rPr>
+            <m:t>GM=</m:t>
+          </m:r>
+          <m:r>
+            <w:rPr>
+              <w:rFonts w:ascii="Cambria Math" w:hAnsi="Cambria Math"/>
+            </w:rPr>
+            <m:t>21.12s</m:t>
+          </m:r>
+          <m:r>
+            <m:rPr>
+              <m:sty m:val="p"/>
+            </m:rPr>
+            <w:rPr>
+              <w:rFonts w:ascii="Cambria Math" w:hAnsi="Cambria Math"/>
+            </w:rPr>
+            <w:br/>
+          </m:r>
+        </m:oMath>
+      </m:oMathPara>
+    </w:p>
+    <w:p>
+      <w:pPr>
+        <w:rPr>
+          <w:b/>
+          <w:bCs/>
+        </w:rPr>
+      </w:pPr>
+      <w:r>
+        <w:rPr>
+          <w:b/>
+          <w:bCs/>
+        </w:rPr>
+        <w:t>Absolutna razlika</w:t>
+      </w:r>
+    </w:p>
+    <w:p>
+      <m:oMathPara>
+        <m:oMath>
+          <m:r>
+            <m:rPr>
+              <m:sty m:val="p"/>
+            </m:rPr>
+            <w:rPr>
+              <w:rFonts w:ascii="Cambria Math" w:hAnsi="Cambria Math"/>
+            </w:rPr>
+            <w:lastRenderedPageBreak/>
+            <m:t>Δ=GM-TKLM​=21.12-5.32=15.80s</m:t>
+          </m:r>
+          <m:r>
+            <m:rPr>
+              <m:sty m:val="p"/>
+            </m:rPr>
+            <w:rPr>
+              <w:rFonts w:ascii="Cambria Math" w:hAnsi="Cambria Math"/>
+            </w:rPr>
+            <w:br/>
+          </m:r>
+        </m:oMath>
+      </m:oMathPara>
+    </w:p>
+    <w:p>
+      <w:pPr>
+        <w:rPr>
+          <w:b/>
+          <w:bCs/>
+        </w:rPr>
+      </w:pPr>
+      <w:r>
+        <w:rPr>
+          <w:b/>
+          <w:bCs/>
+        </w:rPr>
+        <w:t>Relativna razlika (odstopanje)</w:t>
+      </w:r>
+    </w:p>
+    <w:p>
+      <m:oMathPara>
+        <m:oMath>
+          <m:r>
+            <m:rPr>
+              <m:sty m:val="p"/>
+            </m:rPr>
+            <w:rPr>
+              <w:rFonts w:ascii="Cambria Math" w:hAnsi="Cambria Math"/>
+            </w:rPr>
+            <m:t>%Δ=21.1221.12-5.32</m:t>
+          </m:r>
+          <m:r>
+            <w:rPr>
+              <w:rFonts w:ascii="Cambria Math" w:hAnsi="Cambria Math"/>
+            </w:rPr>
+            <m:t>​</m:t>
+          </m:r>
+          <m:r>
+            <m:rPr>
+              <m:sty m:val="p"/>
+            </m:rPr>
+            <w:rPr>
+              <w:rFonts w:ascii="Cambria Math" w:hAnsi="Cambria Math"/>
+            </w:rPr>
+            <m:t>⋅100=74.8%</m:t>
+          </m:r>
+          <m:r>
+            <m:rPr>
+              <m:sty m:val="p"/>
+            </m:rPr>
+            <w:rPr>
+              <w:rFonts w:ascii="Cambria Math" w:hAnsi="Cambria Math"/>
+            </w:rPr>
+            <w:br/>
+          </m:r>
+        </m:oMath>
+      </m:oMathPara>
+    </w:p>
+    <w:p>
+      <w:pPr>
+        <w:pStyle w:val="Naslov1"/>
+      </w:pPr>
+      <w:r>
+        <w:t>POVZETEK</w:t>
+      </w:r>
+    </w:p>
+    <w:p>
+      <w:pPr>
+        <w:pStyle w:val="Naslov3"/>
+      </w:pPr>
+      <w:r>
+        <w:t>Dodajanje nove navade</w:t>
+      </w:r>
+    </w:p>
+    <w:p>
+      <w:r>
+        <w:t>Iz izmerjenih časov je razvidno, da uporabniki porabijo več časa, kot bi bilo pričakovati, predvsem zaradi zmede med tremi različnimi možnostmi za dodajanje navade. Rezultati nakazujejo, da bi bilo smiselno odstraniti odvečne možnosti ali jih jasneje razporediti, saj bi to zmanjšalo negotovost in skrajšalo čas izvedbe.</w:t>
+      </w:r>
+    </w:p>
+    <w:p/>
+    <w:p>
+      <w:pPr>
+        <w:pStyle w:val="Naslov3"/>
+      </w:pPr>
+      <w:r>
+        <w:t xml:space="preserve">Izvoz </w:t>
+      </w:r>
+      <w:proofErr w:type="spellStart"/>
+      <w:r>
+        <w:t>csv</w:t>
+      </w:r>
+      <w:proofErr w:type="spellEnd"/>
+      <w:r>
+        <w:t xml:space="preserve"> datoteke navad</w:t>
+      </w:r>
+    </w:p>
+    <w:p>
+      <w:r>
+        <w:t>Časi meritev kažejo, da uporabniki dodatno zamujajo pri iskanju gumba za izvoz in pozneje pri iskanju shranjene datoteke. Gumb ni dovolj izpostavljen, zato ga ne opazijo takoj, aplikacija pa tudi ne prikaže lokacije shranjene datoteke. Zaradi teh dveh težav so izmerjeni časi večji od pričakovanih. Bolje označen gumb ter prikaz lokacije shranjene datoteke bi uporabnikom prihranila čas.</w:t>
+      </w:r>
+    </w:p>
     <w:sectPr>
       <w:pgSz w:w="11906" w:h="16838"/>
       <w:pgMar w:top="1417" w:right="1417" w:bottom="1417" w:left="1417" w:header="708" w:footer="708" w:gutter="0"/>
@@ -1199,6 +5098,127 @@
     </w:sectPr>
   </w:body>
 </w:document>
+</file>
+
+<file path=word/numbering.xml><?xml version="1.0" encoding="utf-8"?>
+<w:numbering xmlns:wpc="http://schemas.microsoft.com/office/word/2010/wordprocessingCanvas" xmlns:cx="http://schemas.microsoft.com/office/drawing/2014/chartex" xmlns:cx1="http://schemas.microsoft.com/office/drawing/2015/9/8/chartex" xmlns:cx2="http://schemas.microsoft.com/office/drawing/2015/10/21/chartex" xmlns:cx3="http://schemas.microsoft.com/office/drawing/2016/5/9/chartex" xmlns:cx4="http://schemas.microsoft.com/office/drawing/2016/5/10/chartex" xmlns:cx5="http://schemas.microsoft.com/office/drawing/2016/5/11/chartex" xmlns:cx6="http://schemas.microsoft.com/office/drawing/2016/5/12/chartex" xmlns:cx7="http://schemas.microsoft.com/office/drawing/2016/5/13/chartex" xmlns:cx8="http://schemas.microsoft.com/office/drawing/2016/5/14/chartex" xmlns:mc="http://schemas.openxmlformats.org/markup-compatibility/2006" xmlns:aink="http://schemas.microsoft.com/office/drawing/2016/ink" xmlns:am3d="http://schemas.microsoft.com/office/drawing/2017/model3d" xmlns:o="urn:schemas-microsoft-com:office:office" xmlns:oel="http://schemas.microsoft.com/office/2019/extlst" xmlns:r="http://schemas.openxmlformats.org/officeDocument/2006/relationships" xmlns:m="http://schemas.openxmlformats.org/officeDocument/2006/math" xmlns:v="urn:schemas-microsoft-com:vml" xmlns:wp14="http://schemas.microsoft.com/office/word/2010/wordprocessingDrawing" xmlns:wp="http://schemas.openxmlformats.org/drawingml/2006/wordprocessingDrawing" xmlns:w10="urn:schemas-microsoft-com:office:word" xmlns:w="http://schemas.openxmlformats.org/wordprocessingml/2006/main" xmlns:w14="http://schemas.microsoft.com/office/word/2010/wordml" xmlns:w15="http://schemas.microsoft.com/office/word/2012/wordml" xmlns:w16cex="http://schemas.microsoft.com/office/word/2018/wordml/cex" xmlns:w16cid="http://schemas.microsoft.com/office/word/2016/wordml/cid" xmlns:w16="http://schemas.microsoft.com/office/word/2018/wordml" xmlns:w16du="http://schemas.microsoft.com/office/word/2023/wordml/word16du" xmlns:w16sdtdh="http://schemas.microsoft.com/office/word/2020/wordml/sdtdatahash" xmlns:w16sdtfl="http://schemas.microsoft.com/office/word/2024/wordml/sdtformatlock" xmlns:w16se="http://schemas.microsoft.com/office/word/2015/wordml/symex" xmlns:wpg="http://schemas.microsoft.com/office/word/2010/wordprocessingGroup" xmlns:wpi="http://schemas.microsoft.com/office/word/2010/wordprocessingInk" xmlns:wne="http://schemas.microsoft.com/office/word/2006/wordml" xmlns:wps="http://schemas.microsoft.com/office/word/2010/wordprocessingShape" mc:Ignorable="w14 w15 w16se w16cid w16 w16cex w16sdtdh w16sdtfl w16du wp14">
+  <w:abstractNum w:abstractNumId="0" w15:restartNumberingAfterBreak="0">
+    <w:nsid w:val="536632C4"/>
+    <w:multiLevelType w:val="multilevel"/>
+    <w:tmpl w:val="AD8A21B4"/>
+    <w:lvl w:ilvl="0">
+      <w:start w:val="1"/>
+      <w:numFmt w:val="decimal"/>
+      <w:lvlText w:val="%1."/>
+      <w:lvlJc w:val="left"/>
+      <w:pPr>
+        <w:tabs>
+          <w:tab w:val="num" w:pos="720"/>
+        </w:tabs>
+        <w:ind w:left="720" w:hanging="360"/>
+      </w:pPr>
+    </w:lvl>
+    <w:lvl w:ilvl="1" w:tentative="1">
+      <w:start w:val="1"/>
+      <w:numFmt w:val="decimal"/>
+      <w:lvlText w:val="%2."/>
+      <w:lvlJc w:val="left"/>
+      <w:pPr>
+        <w:tabs>
+          <w:tab w:val="num" w:pos="1440"/>
+        </w:tabs>
+        <w:ind w:left="1440" w:hanging="360"/>
+      </w:pPr>
+    </w:lvl>
+    <w:lvl w:ilvl="2" w:tentative="1">
+      <w:start w:val="1"/>
+      <w:numFmt w:val="decimal"/>
+      <w:lvlText w:val="%3."/>
+      <w:lvlJc w:val="left"/>
+      <w:pPr>
+        <w:tabs>
+          <w:tab w:val="num" w:pos="2160"/>
+        </w:tabs>
+        <w:ind w:left="2160" w:hanging="360"/>
+      </w:pPr>
+    </w:lvl>
+    <w:lvl w:ilvl="3" w:tentative="1">
+      <w:start w:val="1"/>
+      <w:numFmt w:val="decimal"/>
+      <w:lvlText w:val="%4."/>
+      <w:lvlJc w:val="left"/>
+      <w:pPr>
+        <w:tabs>
+          <w:tab w:val="num" w:pos="2880"/>
+        </w:tabs>
+        <w:ind w:left="2880" w:hanging="360"/>
+      </w:pPr>
+    </w:lvl>
+    <w:lvl w:ilvl="4" w:tentative="1">
+      <w:start w:val="1"/>
+      <w:numFmt w:val="decimal"/>
+      <w:lvlText w:val="%5."/>
+      <w:lvlJc w:val="left"/>
+      <w:pPr>
+        <w:tabs>
+          <w:tab w:val="num" w:pos="3600"/>
+        </w:tabs>
+        <w:ind w:left="3600" w:hanging="360"/>
+      </w:pPr>
+    </w:lvl>
+    <w:lvl w:ilvl="5" w:tentative="1">
+      <w:start w:val="1"/>
+      <w:numFmt w:val="decimal"/>
+      <w:lvlText w:val="%6."/>
+      <w:lvlJc w:val="left"/>
+      <w:pPr>
+        <w:tabs>
+          <w:tab w:val="num" w:pos="4320"/>
+        </w:tabs>
+        <w:ind w:left="4320" w:hanging="360"/>
+      </w:pPr>
+    </w:lvl>
+    <w:lvl w:ilvl="6" w:tentative="1">
+      <w:start w:val="1"/>
+      <w:numFmt w:val="decimal"/>
+      <w:lvlText w:val="%7."/>
+      <w:lvlJc w:val="left"/>
+      <w:pPr>
+        <w:tabs>
+          <w:tab w:val="num" w:pos="5040"/>
+        </w:tabs>
+        <w:ind w:left="5040" w:hanging="360"/>
+      </w:pPr>
+    </w:lvl>
+    <w:lvl w:ilvl="7" w:tentative="1">
+      <w:start w:val="1"/>
+      <w:numFmt w:val="decimal"/>
+      <w:lvlText w:val="%8."/>
+      <w:lvlJc w:val="left"/>
+      <w:pPr>
+        <w:tabs>
+          <w:tab w:val="num" w:pos="5760"/>
+        </w:tabs>
+        <w:ind w:left="5760" w:hanging="360"/>
+      </w:pPr>
+    </w:lvl>
+    <w:lvl w:ilvl="8" w:tentative="1">
+      <w:start w:val="1"/>
+      <w:numFmt w:val="decimal"/>
+      <w:lvlText w:val="%9."/>
+      <w:lvlJc w:val="left"/>
+      <w:pPr>
+        <w:tabs>
+          <w:tab w:val="num" w:pos="6480"/>
+        </w:tabs>
+        <w:ind w:left="6480" w:hanging="360"/>
+      </w:pPr>
+    </w:lvl>
+  </w:abstractNum>
+  <w:num w:numId="1" w16cid:durableId="634717519">
+    <w:abstractNumId w:val="0"/>
+  </w:num>
+</w:numbering>
 </file>
 
 <file path=word/styles.xml><?xml version="1.0" encoding="utf-8"?>
@@ -1651,7 +5671,6 @@
     <w:next w:val="Navaden"/>
     <w:link w:val="Naslov3Znak"/>
     <w:uiPriority w:val="9"/>
-    <w:semiHidden/>
     <w:unhideWhenUsed/>
     <w:qFormat/>
     <w:rsid w:val="00403FA0"/>
@@ -1857,7 +5876,6 @@
     <w:basedOn w:val="Privzetapisavaodstavka"/>
     <w:link w:val="Naslov3"/>
     <w:uiPriority w:val="9"/>
-    <w:semiHidden/>
     <w:rsid w:val="00403FA0"/>
     <w:rPr>
       <w:rFonts w:eastAsiaTheme="majorEastAsia" w:cstheme="majorBidi"/>
@@ -2133,6 +6151,18 @@
         <w:insideV w:val="single" w:sz="4" w:space="0" w:color="auto"/>
       </w:tblBorders>
     </w:tblPr>
+  </w:style>
+  <w:style w:type="character" w:styleId="Hiperpovezava">
+    <w:name w:val="Hyperlink"/>
+    <w:basedOn w:val="Privzetapisavaodstavka"/>
+    <w:uiPriority w:val="99"/>
+    <w:semiHidden/>
+    <w:unhideWhenUsed/>
+    <w:rsid w:val="008648C5"/>
+    <w:rPr>
+      <w:color w:val="467886"/>
+      <w:u w:val="single"/>
+    </w:rPr>
   </w:style>
 </w:styles>
 </file>
